--- a/Annex R.docx
+++ b/Annex R.docx
@@ -6,8 +6,8 @@
       <w:pPr>
         <w:pStyle w:val="PRIEDAI1"/>
       </w:pPr>
-      <w:bookmarkStart w:id="0" w:name="annr"/>
-      <w:bookmarkStart w:id="1" w:name="_Toc194170181"/>
+      <w:bookmarkStart w:id="0" w:name="_Toc194170181"/>
+      <w:bookmarkStart w:id="1" w:name="annr"/>
       <w:proofErr w:type="spellStart"/>
       <w:r>
         <w:t>Annex</w:t>
@@ -63,10 +63,10 @@
       <w:r>
         <w:t>set</w:t>
       </w:r>
-      <w:bookmarkEnd w:id="1"/>
+      <w:bookmarkEnd w:id="0"/>
       <w:proofErr w:type="spellEnd"/>
     </w:p>
-    <w:bookmarkEnd w:id="0"/>
+    <w:bookmarkEnd w:id="1"/>
     <w:p>
       <w:pPr>
         <w:rPr>
@@ -79,7 +79,8 @@
     <w:p>
       <w:pPr>
         <w:rPr>
-          <w:b/>
+          <w:sz w:val="22"/>
+          <w:szCs w:val="22"/>
         </w:rPr>
       </w:pPr>
       <w:r>
@@ -103,7 +104,7 @@
                     <pic:cNvPicPr/>
                   </pic:nvPicPr>
                   <pic:blipFill>
-                    <a:blip r:embed="rId4">
+                    <a:blip r:embed="rId5">
                       <a:extLst>
                         <a:ext uri="{28A0092B-C50C-407E-A947-70E740481C1C}">
                           <a14:useLocalDpi xmlns:a14="http://schemas.microsoft.com/office/drawing/2010/main" val="0"/>
@@ -150,7 +151,7 @@
                     <pic:cNvPicPr/>
                   </pic:nvPicPr>
                   <pic:blipFill>
-                    <a:blip r:embed="rId5">
+                    <a:blip r:embed="rId6">
                       <a:extLst>
                         <a:ext uri="{28A0092B-C50C-407E-A947-70E740481C1C}">
                           <a14:useLocalDpi xmlns:a14="http://schemas.microsoft.com/office/drawing/2010/main" val="0"/>
@@ -204,7 +205,7 @@
                     <pic:cNvPicPr/>
                   </pic:nvPicPr>
                   <pic:blipFill>
-                    <a:blip r:embed="rId6">
+                    <a:blip r:embed="rId7">
                       <a:extLst>
                         <a:ext uri="{28A0092B-C50C-407E-A947-70E740481C1C}">
                           <a14:useLocalDpi xmlns:a14="http://schemas.microsoft.com/office/drawing/2010/main" val="0"/>
@@ -251,7 +252,7 @@
                     <pic:cNvPicPr/>
                   </pic:nvPicPr>
                   <pic:blipFill>
-                    <a:blip r:embed="rId7">
+                    <a:blip r:embed="rId8">
                       <a:extLst>
                         <a:ext uri="{28A0092B-C50C-407E-A947-70E740481C1C}">
                           <a14:useLocalDpi xmlns:a14="http://schemas.microsoft.com/office/drawing/2010/main" val="0"/>
@@ -298,7 +299,7 @@
                     <pic:cNvPicPr/>
                   </pic:nvPicPr>
                   <pic:blipFill>
-                    <a:blip r:embed="rId8">
+                    <a:blip r:embed="rId9">
                       <a:extLst>
                         <a:ext uri="{28A0092B-C50C-407E-A947-70E740481C1C}">
                           <a14:useLocalDpi xmlns:a14="http://schemas.microsoft.com/office/drawing/2010/main" val="0"/>
@@ -345,7 +346,7 @@
                     <pic:cNvPicPr/>
                   </pic:nvPicPr>
                   <pic:blipFill>
-                    <a:blip r:embed="rId9">
+                    <a:blip r:embed="rId10">
                       <a:extLst>
                         <a:ext uri="{28A0092B-C50C-407E-A947-70E740481C1C}">
                           <a14:useLocalDpi xmlns:a14="http://schemas.microsoft.com/office/drawing/2010/main" val="0"/>
@@ -392,7 +393,7 @@
                     <pic:cNvPicPr/>
                   </pic:nvPicPr>
                   <pic:blipFill>
-                    <a:blip r:embed="rId10" cstate="print">
+                    <a:blip r:embed="rId11" cstate="print">
                       <a:extLst>
                         <a:ext uri="{28A0092B-C50C-407E-A947-70E740481C1C}">
                           <a14:useLocalDpi xmlns:a14="http://schemas.microsoft.com/office/drawing/2010/main" val="0"/>
@@ -439,7 +440,7 @@
                     <pic:cNvPicPr/>
                   </pic:nvPicPr>
                   <pic:blipFill>
-                    <a:blip r:embed="rId11">
+                    <a:blip r:embed="rId12">
                       <a:extLst>
                         <a:ext uri="{28A0092B-C50C-407E-A947-70E740481C1C}">
                           <a14:useLocalDpi xmlns:a14="http://schemas.microsoft.com/office/drawing/2010/main" val="0"/>
@@ -465,6 +466,13 @@
           </wp:inline>
         </w:drawing>
       </w:r>
+    </w:p>
+    <w:p>
+      <w:pPr>
+        <w:rPr>
+          <w:b/>
+        </w:rPr>
+      </w:pPr>
       <w:r>
         <w:rPr>
           <w:b/>
@@ -487,7 +495,7 @@
                     <pic:cNvPicPr/>
                   </pic:nvPicPr>
                   <pic:blipFill>
-                    <a:blip r:embed="rId12">
+                    <a:blip r:embed="rId13">
                       <a:extLst>
                         <a:ext uri="{28A0092B-C50C-407E-A947-70E740481C1C}">
                           <a14:useLocalDpi xmlns:a14="http://schemas.microsoft.com/office/drawing/2010/main" val="0"/>
@@ -534,7 +542,7 @@
                     <pic:cNvPicPr/>
                   </pic:nvPicPr>
                   <pic:blipFill>
-                    <a:blip r:embed="rId13">
+                    <a:blip r:embed="rId14">
                       <a:extLst>
                         <a:ext uri="{28A0092B-C50C-407E-A947-70E740481C1C}">
                           <a14:useLocalDpi xmlns:a14="http://schemas.microsoft.com/office/drawing/2010/main" val="0"/>
@@ -581,7 +589,7 @@
                     <pic:cNvPicPr/>
                   </pic:nvPicPr>
                   <pic:blipFill>
-                    <a:blip r:embed="rId14">
+                    <a:blip r:embed="rId15">
                       <a:extLst>
                         <a:ext uri="{28A0092B-C50C-407E-A947-70E740481C1C}">
                           <a14:useLocalDpi xmlns:a14="http://schemas.microsoft.com/office/drawing/2010/main" val="0"/>
@@ -628,7 +636,7 @@
                     <pic:cNvPicPr/>
                   </pic:nvPicPr>
                   <pic:blipFill>
-                    <a:blip r:embed="rId15">
+                    <a:blip r:embed="rId16">
                       <a:extLst>
                         <a:ext uri="{28A0092B-C50C-407E-A947-70E740481C1C}">
                           <a14:useLocalDpi xmlns:a14="http://schemas.microsoft.com/office/drawing/2010/main" val="0"/>
@@ -668,14 +676,1710 @@
     </w:p>
     <w:p>
       <w:pPr>
+        <w:pStyle w:val="prastasiniatinklio"/>
+        <w:jc w:val="both"/>
+      </w:pPr>
+      <w:r>
+        <w:t>Tails describe the continuous probability structure of rare events, while imbalance is the discrete, dataset-level consequence of those tails after labeling or discretization.</w:t>
+      </w:r>
+      <w:r>
+        <w:t xml:space="preserve"> </w:t>
+      </w:r>
+      <w:r>
+        <w:t xml:space="preserve">Dealing with </w:t>
+      </w:r>
+      <w:r>
+        <w:rPr>
+          <w:rStyle w:val="Grietas"/>
+          <w:b w:val="0"/>
+        </w:rPr>
+        <w:t>tails in multi-label classification</w:t>
+      </w:r>
+      <w:r>
+        <w:t xml:space="preserve"> means handling the </w:t>
+      </w:r>
+      <w:r>
+        <w:rPr>
+          <w:rStyle w:val="Emfaz"/>
+        </w:rPr>
+        <w:t>rare parts of the label and feature distributions</w:t>
+      </w:r>
+      <w:r>
+        <w:t>—i.e., infrequent labels, rare label combinations, and extreme feature values. These “tails” matter a lot because they often contain the hardest and most important cases.</w:t>
+      </w:r>
+      <w:r>
+        <w:t xml:space="preserve"> </w:t>
+      </w:r>
+      <w:r>
+        <w:t>In multi-label classification, tails appear in three main forms:</w:t>
+      </w:r>
+    </w:p>
+    <w:p>
+      <w:pPr>
+        <w:numPr>
+          <w:ilvl w:val="0"/>
+          <w:numId w:val="1"/>
+        </w:numPr>
+        <w:spacing w:before="100" w:beforeAutospacing="1" w:after="100" w:afterAutospacing="1"/>
+        <w:jc w:val="both"/>
+      </w:pPr>
+      <w:r>
+        <w:rPr>
+          <w:bCs/>
+        </w:rPr>
+        <w:t>Rare labels</w:t>
+      </w:r>
+      <w:r>
+        <w:t xml:space="preserve"> (e.g., a learning style category that appears in only 1% of students) </w:t>
+      </w:r>
+    </w:p>
+    <w:p>
+      <w:pPr>
+        <w:numPr>
+          <w:ilvl w:val="0"/>
+          <w:numId w:val="1"/>
+        </w:numPr>
+        <w:spacing w:before="100" w:beforeAutospacing="1" w:after="100" w:afterAutospacing="1"/>
+        <w:jc w:val="both"/>
+      </w:pPr>
+      <w:r>
+        <w:rPr>
+          <w:bCs/>
+        </w:rPr>
+        <w:t>Rare label combinations</w:t>
+      </w:r>
+      <w:r>
+        <w:t xml:space="preserve"> (unusual co-occurrences of labels) </w:t>
+      </w:r>
+    </w:p>
+    <w:p>
+      <w:pPr>
+        <w:numPr>
+          <w:ilvl w:val="0"/>
+          <w:numId w:val="1"/>
+        </w:numPr>
+        <w:spacing w:before="100" w:beforeAutospacing="1" w:after="100" w:afterAutospacing="1"/>
+        <w:jc w:val="both"/>
+      </w:pPr>
+      <w:r>
+        <w:rPr>
+          <w:bCs/>
+        </w:rPr>
+        <w:t>Extreme feature values</w:t>
+      </w:r>
+      <w:r>
+        <w:t xml:space="preserve"> (unusual student behavior patterns) </w:t>
+      </w:r>
+    </w:p>
+    <w:p>
+      <w:pPr>
+        <w:pStyle w:val="prastasiniatinklio"/>
+      </w:pPr>
+      <w:r>
+        <w:t xml:space="preserve">These are not errors—they are </w:t>
+      </w:r>
+      <w:r>
+        <w:rPr>
+          <w:bCs/>
+        </w:rPr>
+        <w:t>low-probability but valid cases</w:t>
+      </w:r>
+      <w:r>
+        <w:t>.</w:t>
+      </w:r>
+      <w:r>
+        <w:t xml:space="preserve"> </w:t>
+      </w:r>
+      <w:r>
+        <w:t>If ignor</w:t>
+      </w:r>
+      <w:r>
+        <w:t>ing</w:t>
+      </w:r>
+      <w:r>
+        <w:t xml:space="preserve"> them, models tend to:</w:t>
+      </w:r>
+    </w:p>
+    <w:p>
+      <w:pPr>
+        <w:numPr>
+          <w:ilvl w:val="0"/>
+          <w:numId w:val="2"/>
+        </w:numPr>
+        <w:spacing w:before="100" w:beforeAutospacing="1" w:after="100" w:afterAutospacing="1"/>
+      </w:pPr>
+      <w:r>
+        <w:t xml:space="preserve">Over-predict frequent labels </w:t>
+      </w:r>
+    </w:p>
+    <w:p>
+      <w:pPr>
+        <w:numPr>
+          <w:ilvl w:val="0"/>
+          <w:numId w:val="2"/>
+        </w:numPr>
+        <w:spacing w:before="100" w:beforeAutospacing="1" w:after="100" w:afterAutospacing="1"/>
+      </w:pPr>
+      <w:r>
+        <w:t xml:space="preserve">Miss rare but important labels </w:t>
+      </w:r>
+    </w:p>
+    <w:p>
+      <w:pPr>
+        <w:numPr>
+          <w:ilvl w:val="0"/>
+          <w:numId w:val="2"/>
+        </w:numPr>
+        <w:spacing w:before="100" w:beforeAutospacing="1" w:after="100" w:afterAutospacing="1"/>
+      </w:pPr>
+      <w:r>
+        <w:t xml:space="preserve">Produce biased decision boundaries </w:t>
+      </w:r>
+    </w:p>
+    <w:p>
+      <w:pPr>
+        <w:numPr>
+          <w:ilvl w:val="0"/>
+          <w:numId w:val="2"/>
+        </w:numPr>
+        <w:spacing w:before="100" w:beforeAutospacing="1" w:after="100" w:afterAutospacing="1"/>
+      </w:pPr>
+      <w:r>
+        <w:t xml:space="preserve">Have poor recall on minority labels </w:t>
+      </w:r>
+    </w:p>
+    <w:p>
+      <w:pPr>
+        <w:spacing w:before="100" w:beforeAutospacing="1" w:after="100" w:afterAutospacing="1"/>
+        <w:outlineLvl w:val="1"/>
+        <w:rPr>
+          <w:bCs/>
+        </w:rPr>
+      </w:pPr>
+      <w:r>
+        <w:rPr>
+          <w:bCs/>
+        </w:rPr>
+        <w:t>Key strategies to handle tails</w:t>
+      </w:r>
+      <w:r>
+        <w:rPr>
+          <w:bCs/>
+        </w:rPr>
+        <w:t xml:space="preserve"> are:</w:t>
+      </w:r>
+    </w:p>
+    <w:p>
+      <w:pPr>
+        <w:pStyle w:val="Sraopastraipa"/>
+        <w:numPr>
+          <w:ilvl w:val="0"/>
+          <w:numId w:val="10"/>
+        </w:numPr>
+        <w:spacing w:before="100" w:beforeAutospacing="1" w:after="100" w:afterAutospacing="1"/>
+        <w:outlineLvl w:val="2"/>
+        <w:rPr>
+          <w:b/>
+          <w:bCs/>
+          <w:sz w:val="27"/>
+          <w:szCs w:val="27"/>
+        </w:rPr>
+      </w:pPr>
+      <w:r>
+        <w:rPr>
+          <w:b/>
+          <w:bCs/>
+          <w:sz w:val="27"/>
+          <w:szCs w:val="27"/>
+        </w:rPr>
+        <w:t>rebalance the loss function</w:t>
+      </w:r>
+    </w:p>
+    <w:p>
+      <w:pPr>
+        <w:spacing w:before="100" w:beforeAutospacing="1" w:after="100" w:afterAutospacing="1"/>
+        <w:jc w:val="both"/>
+      </w:pPr>
+      <w:r>
+        <w:t>R</w:t>
+      </w:r>
+      <w:r>
+        <w:t xml:space="preserve">ebalancing the loss function in multi-label classification means </w:t>
+      </w:r>
+      <w:r>
+        <w:rPr>
+          <w:rStyle w:val="Grietas"/>
+          <w:b w:val="0"/>
+        </w:rPr>
+        <w:t>modifying the training objective so that rare labels or hard examples contribute more to the gradient update than frequent/easy ones</w:t>
+      </w:r>
+      <w:r>
+        <w:t xml:space="preserve">. One of the most effective methods for this is </w:t>
+      </w:r>
+      <w:r>
+        <w:rPr>
+          <w:rStyle w:val="Grietas"/>
+        </w:rPr>
+        <w:t>Focal Loss</w:t>
+      </w:r>
+      <w:r>
+        <w:t>.</w:t>
+      </w:r>
+      <w:r>
+        <w:t xml:space="preserve"> </w:t>
+      </w:r>
+      <w:r>
+        <w:t>To rebalance loss in multi-label classification, focal loss modifies binary cross-entropy by down-weighting easy examples and emphasizing hard or rare ones, allowing the model to better learn under imbalanced label distributions.</w:t>
+      </w:r>
+    </w:p>
+    <w:p>
+      <w:pPr>
+        <w:spacing w:before="100" w:beforeAutospacing="1" w:after="100" w:afterAutospacing="1"/>
+      </w:pPr>
+      <w:r>
+        <w:lastRenderedPageBreak/>
+        <w:t>In multi-label problems:</w:t>
+      </w:r>
+    </w:p>
+    <w:p>
+      <w:pPr>
+        <w:numPr>
+          <w:ilvl w:val="0"/>
+          <w:numId w:val="11"/>
+        </w:numPr>
+        <w:spacing w:before="100" w:beforeAutospacing="1" w:after="100" w:afterAutospacing="1"/>
+      </w:pPr>
+      <w:r>
+        <w:t xml:space="preserve">frequent labels dominate gradients </w:t>
+      </w:r>
+    </w:p>
+    <w:p>
+      <w:pPr>
+        <w:numPr>
+          <w:ilvl w:val="0"/>
+          <w:numId w:val="11"/>
+        </w:numPr>
+        <w:spacing w:before="100" w:beforeAutospacing="1" w:after="100" w:afterAutospacing="1"/>
+      </w:pPr>
+      <w:r>
+        <w:t xml:space="preserve">rare labels are under-learned </w:t>
+      </w:r>
+    </w:p>
+    <w:p>
+      <w:pPr>
+        <w:numPr>
+          <w:ilvl w:val="0"/>
+          <w:numId w:val="11"/>
+        </w:numPr>
+        <w:spacing w:before="100" w:beforeAutospacing="1" w:after="100" w:afterAutospacing="1"/>
+      </w:pPr>
+      <w:r>
+        <w:t>model becomes biased toward “easy negatives</w:t>
+      </w:r>
+      <w:proofErr w:type="gramStart"/>
+      <w:r>
+        <w:t xml:space="preserve">” </w:t>
+      </w:r>
+      <w:r>
+        <w:t>.</w:t>
+      </w:r>
+      <w:proofErr w:type="gramEnd"/>
+    </w:p>
+    <w:p>
+      <w:pPr>
+        <w:spacing w:before="100" w:beforeAutospacing="1" w:after="100" w:afterAutospacing="1"/>
+      </w:pPr>
+      <w:r>
+        <w:t xml:space="preserve">So the loss </w:t>
+      </w:r>
+      <w:r>
+        <w:t xml:space="preserve">should be changed so that </w:t>
+      </w:r>
+      <w:r>
+        <w:t>rare or hard-to-classify samples have higher influence during training</w:t>
+      </w:r>
+      <w:r>
+        <w:t xml:space="preserve">.  That means giving </w:t>
+      </w:r>
+      <w:r>
+        <w:t>more importance to rare labels:</w:t>
+      </w:r>
+    </w:p>
+    <w:p>
+      <w:pPr>
+        <w:numPr>
+          <w:ilvl w:val="0"/>
+          <w:numId w:val="3"/>
+        </w:numPr>
+        <w:spacing w:before="100" w:beforeAutospacing="1" w:after="100" w:afterAutospacing="1"/>
+      </w:pPr>
+      <w:r>
+        <w:rPr>
+          <w:b/>
+          <w:bCs/>
+        </w:rPr>
+        <w:t>Class weights</w:t>
+      </w:r>
+      <w:r>
+        <w:t xml:space="preserve"> (higher weight for rare labels) </w:t>
+      </w:r>
+    </w:p>
+    <w:p>
+      <w:pPr>
+        <w:numPr>
+          <w:ilvl w:val="0"/>
+          <w:numId w:val="3"/>
+        </w:numPr>
+        <w:spacing w:before="100" w:beforeAutospacing="1" w:after="100" w:afterAutospacing="1"/>
+      </w:pPr>
+      <w:r>
+        <w:rPr>
+          <w:b/>
+          <w:bCs/>
+        </w:rPr>
+        <w:t>Focal loss</w:t>
+      </w:r>
+      <w:r>
+        <w:t xml:space="preserve"> (focuses learning on hard/rare examples) </w:t>
+      </w:r>
+    </w:p>
+    <w:p>
+      <w:pPr>
+        <w:spacing w:before="100" w:beforeAutospacing="1" w:after="100" w:afterAutospacing="1"/>
+      </w:pPr>
+      <w:r>
+        <w:t>This forces the model to “care” about tail labels.</w:t>
+      </w:r>
+    </w:p>
+    <w:p>
+      <w:pPr>
+        <w:spacing w:before="100" w:beforeAutospacing="1" w:after="100" w:afterAutospacing="1"/>
+      </w:pPr>
+      <w:r>
+        <w:t>In multi-label settings:</w:t>
+      </w:r>
+    </w:p>
+    <w:p>
+      <w:pPr>
+        <w:numPr>
+          <w:ilvl w:val="0"/>
+          <w:numId w:val="12"/>
+        </w:numPr>
+        <w:spacing w:before="100" w:beforeAutospacing="1" w:after="100" w:afterAutospacing="1"/>
+      </w:pPr>
+      <w:r>
+        <w:t xml:space="preserve">apply focal loss </w:t>
+      </w:r>
+      <w:r>
+        <w:rPr>
+          <w:b/>
+          <w:bCs/>
+        </w:rPr>
+        <w:t>independently per label</w:t>
+      </w:r>
+      <w:r>
+        <w:t xml:space="preserve"> </w:t>
+      </w:r>
+    </w:p>
+    <w:p>
+      <w:pPr>
+        <w:numPr>
+          <w:ilvl w:val="0"/>
+          <w:numId w:val="12"/>
+        </w:numPr>
+        <w:spacing w:before="100" w:beforeAutospacing="1" w:after="100" w:afterAutospacing="1"/>
+      </w:pPr>
+      <w:r>
+        <w:t xml:space="preserve">each label has its own binary classification </w:t>
+      </w:r>
+    </w:p>
+    <w:p>
+      <w:pPr>
+        <w:spacing w:before="100" w:beforeAutospacing="1" w:after="100" w:afterAutospacing="1"/>
+      </w:pPr>
+      <w:r>
+        <w:t xml:space="preserve">So it becomes </w:t>
+      </w:r>
+      <w:r>
+        <w:t>focal loss applied to each output neuron</w:t>
+      </w:r>
+      <w:r>
+        <w:t xml:space="preserve">. </w:t>
+      </w:r>
+    </w:p>
+    <w:p>
+      <w:pPr>
+        <w:spacing w:before="100" w:beforeAutospacing="1" w:after="100" w:afterAutospacing="1"/>
+      </w:pPr>
+      <w:r>
+        <w:t>It is especially helpful when:</w:t>
+      </w:r>
+    </w:p>
+    <w:p>
+      <w:pPr>
+        <w:numPr>
+          <w:ilvl w:val="0"/>
+          <w:numId w:val="13"/>
+        </w:numPr>
+        <w:spacing w:before="100" w:beforeAutospacing="1" w:after="100" w:afterAutospacing="1"/>
+      </w:pPr>
+      <w:r>
+        <w:t xml:space="preserve">strong class imbalance exists </w:t>
+      </w:r>
+    </w:p>
+    <w:p>
+      <w:pPr>
+        <w:numPr>
+          <w:ilvl w:val="0"/>
+          <w:numId w:val="13"/>
+        </w:numPr>
+        <w:spacing w:before="100" w:beforeAutospacing="1" w:after="100" w:afterAutospacing="1"/>
+      </w:pPr>
+      <w:r>
+        <w:t xml:space="preserve">rare labels are important (e.g., student learning styles) </w:t>
+      </w:r>
+    </w:p>
+    <w:p>
+      <w:pPr>
+        <w:numPr>
+          <w:ilvl w:val="0"/>
+          <w:numId w:val="13"/>
+        </w:numPr>
+        <w:spacing w:before="100" w:beforeAutospacing="1" w:after="100" w:afterAutospacing="1"/>
+      </w:pPr>
+      <w:r>
+        <w:t xml:space="preserve">many easy negatives dominate training </w:t>
+      </w:r>
+    </w:p>
+    <w:p>
+      <w:pPr>
+        <w:numPr>
+          <w:ilvl w:val="0"/>
+          <w:numId w:val="13"/>
+        </w:numPr>
+        <w:spacing w:before="100" w:beforeAutospacing="1" w:after="100" w:afterAutospacing="1"/>
+      </w:pPr>
+      <w:r>
+        <w:t>standard BCE gives high accuracy but poor recall</w:t>
+      </w:r>
+      <w:r>
+        <w:t>.</w:t>
+      </w:r>
+    </w:p>
+    <w:p>
+      <w:pPr>
+        <w:spacing w:before="100" w:beforeAutospacing="1" w:after="100" w:afterAutospacing="1"/>
+      </w:pPr>
+      <w:r>
+        <w:t>Focal loss helps with imbalance, but:</w:t>
+      </w:r>
+    </w:p>
+    <w:p>
+      <w:pPr>
+        <w:numPr>
+          <w:ilvl w:val="0"/>
+          <w:numId w:val="14"/>
+        </w:numPr>
+        <w:spacing w:before="100" w:beforeAutospacing="1" w:after="100" w:afterAutospacing="1"/>
+      </w:pPr>
+      <w:r>
+        <w:t xml:space="preserve">it does not fix poor feature quality </w:t>
+      </w:r>
+    </w:p>
+    <w:p>
+      <w:pPr>
+        <w:numPr>
+          <w:ilvl w:val="0"/>
+          <w:numId w:val="14"/>
+        </w:numPr>
+        <w:spacing w:before="100" w:beforeAutospacing="1" w:after="100" w:afterAutospacing="1"/>
+      </w:pPr>
+      <w:r>
+        <w:t xml:space="preserve">it does not model label dependencies </w:t>
+      </w:r>
+    </w:p>
+    <w:p>
+      <w:pPr>
+        <w:numPr>
+          <w:ilvl w:val="0"/>
+          <w:numId w:val="14"/>
+        </w:numPr>
+        <w:spacing w:before="100" w:beforeAutospacing="1" w:after="100" w:afterAutospacing="1"/>
+      </w:pPr>
+      <w:r>
+        <w:t>it can over-focus on noise.</w:t>
+      </w:r>
+    </w:p>
+    <w:p>
+      <w:pPr>
+        <w:pStyle w:val="Antrat3"/>
+        <w:rPr>
+          <w:b w:val="0"/>
+        </w:rPr>
+      </w:pPr>
+      <w:r>
+        <w:rPr>
+          <w:b w:val="0"/>
+        </w:rPr>
+        <w:t>Best-performing pipeline usually is:</w:t>
+      </w:r>
+    </w:p>
+    <w:p>
+      <w:pPr>
+        <w:numPr>
+          <w:ilvl w:val="0"/>
+          <w:numId w:val="15"/>
+        </w:numPr>
+        <w:spacing w:before="100" w:beforeAutospacing="1" w:after="100" w:afterAutospacing="1"/>
+      </w:pPr>
+      <w:r>
+        <w:t xml:space="preserve">Normalize features </w:t>
+      </w:r>
+    </w:p>
+    <w:p>
+      <w:pPr>
+        <w:numPr>
+          <w:ilvl w:val="0"/>
+          <w:numId w:val="15"/>
+        </w:numPr>
+        <w:spacing w:before="100" w:beforeAutospacing="1" w:after="100" w:afterAutospacing="1"/>
+      </w:pPr>
+      <w:r>
+        <w:t xml:space="preserve">Use neural network in </w:t>
+      </w:r>
+      <w:proofErr w:type="spellStart"/>
+      <w:r>
+        <w:rPr>
+          <w:rStyle w:val="whitespace-normal"/>
+        </w:rPr>
+        <w:t>PyTorch</w:t>
+      </w:r>
+      <w:proofErr w:type="spellEnd"/>
+      <w:r>
+        <w:t xml:space="preserve"> or </w:t>
+      </w:r>
+      <w:proofErr w:type="spellStart"/>
+      <w:r>
+        <w:rPr>
+          <w:rStyle w:val="whitespace-normal"/>
+        </w:rPr>
+        <w:t>TensorFlow</w:t>
+      </w:r>
+      <w:proofErr w:type="spellEnd"/>
+      <w:r>
+        <w:t xml:space="preserve"> </w:t>
+      </w:r>
+    </w:p>
+    <w:p>
+      <w:pPr>
+        <w:numPr>
+          <w:ilvl w:val="0"/>
+          <w:numId w:val="15"/>
+        </w:numPr>
+        <w:spacing w:before="100" w:beforeAutospacing="1" w:after="100" w:afterAutospacing="1"/>
+      </w:pPr>
+      <w:r>
+        <w:t xml:space="preserve">Train with </w:t>
+      </w:r>
+      <w:r>
+        <w:rPr>
+          <w:rStyle w:val="Grietas"/>
+        </w:rPr>
+        <w:t>focal loss</w:t>
+      </w:r>
+      <w:r>
+        <w:t xml:space="preserve"> </w:t>
+      </w:r>
+    </w:p>
+    <w:p>
+      <w:pPr>
+        <w:numPr>
+          <w:ilvl w:val="0"/>
+          <w:numId w:val="15"/>
+        </w:numPr>
+        <w:spacing w:before="100" w:beforeAutospacing="1" w:after="100" w:afterAutospacing="1"/>
+      </w:pPr>
+      <w:r>
+        <w:t xml:space="preserve">Apply </w:t>
+      </w:r>
+      <w:r>
+        <w:rPr>
+          <w:rStyle w:val="Grietas"/>
+          <w:b w:val="0"/>
+        </w:rPr>
+        <w:t>per-label threshold tuning</w:t>
+      </w:r>
+      <w:r>
+        <w:t xml:space="preserve"> </w:t>
+      </w:r>
+    </w:p>
+    <w:p>
+      <w:pPr>
+        <w:numPr>
+          <w:ilvl w:val="0"/>
+          <w:numId w:val="15"/>
+        </w:numPr>
+        <w:spacing w:before="100" w:beforeAutospacing="1" w:after="100" w:afterAutospacing="1"/>
+      </w:pPr>
+      <w:r>
+        <w:t xml:space="preserve">Evaluate using </w:t>
+      </w:r>
+      <w:r>
+        <w:rPr>
+          <w:rStyle w:val="Grietas"/>
+          <w:b w:val="0"/>
+        </w:rPr>
+        <w:t xml:space="preserve">macro-F1 + </w:t>
+      </w:r>
+      <w:proofErr w:type="spellStart"/>
+      <w:r>
+        <w:rPr>
+          <w:rStyle w:val="Grietas"/>
+          <w:b w:val="0"/>
+        </w:rPr>
+        <w:t>mAP</w:t>
+      </w:r>
+      <w:proofErr w:type="spellEnd"/>
+    </w:p>
+    <w:p>
+      <w:pPr>
+        <w:spacing w:before="100" w:beforeAutospacing="1" w:after="100" w:afterAutospacing="1"/>
+        <w:jc w:val="both"/>
+      </w:pPr>
+      <w:r>
+        <w:t>I</w:t>
+      </w:r>
+      <w:r>
+        <w:t>n cases of mild imbalance, class weighting is typically sufficient; for moderate imbalance, either class weighting or focal loss may be applied depending on model behavior; in situations with severe imbalance combined with a large number of easy negative examples, focal loss is generally the most effective choice; when working with very small datasets, focal loss is preferred as oversampling may lead to overfitting; and when interpretability of the model is a priority, class weighting is usually the most appropriate method.</w:t>
+      </w:r>
+    </w:p>
+    <w:p>
+      <w:pPr>
+        <w:spacing w:before="100" w:beforeAutospacing="1" w:after="100" w:afterAutospacing="1"/>
+        <w:jc w:val="both"/>
+      </w:pPr>
+      <w:r>
+        <w:lastRenderedPageBreak/>
+        <w:t>Class weighting fixes imbalance, oversampling modifies data distribution, but focal loss modifies the learning dynamics by focusing optimization on hard-to-classify and rare-label instances without altering the dataset.</w:t>
+      </w:r>
+    </w:p>
+    <w:p>
+      <w:pPr>
+        <w:pStyle w:val="Sraopastraipa"/>
+        <w:numPr>
+          <w:ilvl w:val="0"/>
+          <w:numId w:val="10"/>
+        </w:numPr>
+        <w:spacing w:before="100" w:beforeAutospacing="1" w:after="100" w:afterAutospacing="1"/>
+        <w:outlineLvl w:val="2"/>
+        <w:rPr>
+          <w:b/>
+          <w:bCs/>
+          <w:sz w:val="27"/>
+          <w:szCs w:val="27"/>
+        </w:rPr>
+      </w:pPr>
+      <w:r>
+        <w:rPr>
+          <w:b/>
+          <w:bCs/>
+          <w:sz w:val="27"/>
+          <w:szCs w:val="27"/>
+        </w:rPr>
+        <w:t>resampling techniques</w:t>
+      </w:r>
+    </w:p>
+    <w:p>
+      <w:pPr>
+        <w:numPr>
+          <w:ilvl w:val="0"/>
+          <w:numId w:val="4"/>
+        </w:numPr>
+        <w:spacing w:before="100" w:beforeAutospacing="1" w:after="100" w:afterAutospacing="1"/>
+      </w:pPr>
+      <w:r>
+        <w:t xml:space="preserve">Oversample rare-label instances </w:t>
+      </w:r>
+    </w:p>
+    <w:p>
+      <w:pPr>
+        <w:numPr>
+          <w:ilvl w:val="0"/>
+          <w:numId w:val="4"/>
+        </w:numPr>
+        <w:spacing w:before="100" w:beforeAutospacing="1" w:after="100" w:afterAutospacing="1"/>
+      </w:pPr>
+      <w:proofErr w:type="spellStart"/>
+      <w:r>
+        <w:t>Undersample</w:t>
+      </w:r>
+      <w:proofErr w:type="spellEnd"/>
+      <w:r>
+        <w:t xml:space="preserve"> frequent-label instances </w:t>
+      </w:r>
+    </w:p>
+    <w:p>
+      <w:pPr>
+        <w:numPr>
+          <w:ilvl w:val="0"/>
+          <w:numId w:val="4"/>
+        </w:numPr>
+        <w:spacing w:before="100" w:beforeAutospacing="1" w:after="100" w:afterAutospacing="1"/>
+      </w:pPr>
+      <w:r>
+        <w:t xml:space="preserve">Synthetic oversampling (carefully used) </w:t>
+      </w:r>
+    </w:p>
+    <w:p>
+      <w:pPr>
+        <w:spacing w:before="100" w:beforeAutospacing="1" w:after="100" w:afterAutospacing="1"/>
+      </w:pPr>
+      <w:r>
+        <w:t xml:space="preserve">In multi-label settings, oversampling must </w:t>
+      </w:r>
+      <w:r>
+        <w:rPr>
+          <w:u w:val="single"/>
+        </w:rPr>
+        <w:t xml:space="preserve">preserve </w:t>
+      </w:r>
+      <w:r>
+        <w:rPr>
+          <w:bCs/>
+          <w:u w:val="single"/>
+        </w:rPr>
+        <w:t>label co-occurrence structure</w:t>
+      </w:r>
+      <w:r>
+        <w:rPr>
+          <w:u w:val="single"/>
+        </w:rPr>
+        <w:t>.</w:t>
+      </w:r>
+    </w:p>
+    <w:p>
+      <w:pPr>
+        <w:pStyle w:val="Sraopastraipa"/>
+        <w:numPr>
+          <w:ilvl w:val="0"/>
+          <w:numId w:val="10"/>
+        </w:numPr>
+        <w:spacing w:before="100" w:beforeAutospacing="1" w:after="100" w:afterAutospacing="1"/>
+        <w:outlineLvl w:val="2"/>
+        <w:rPr>
+          <w:b/>
+          <w:bCs/>
+          <w:sz w:val="27"/>
+          <w:szCs w:val="27"/>
+        </w:rPr>
+      </w:pPr>
+      <w:r>
+        <w:rPr>
+          <w:b/>
+          <w:bCs/>
+          <w:sz w:val="27"/>
+          <w:szCs w:val="27"/>
+        </w:rPr>
+        <w:t>threshold tuning per label</w:t>
+      </w:r>
+    </w:p>
+    <w:p>
+      <w:pPr>
+        <w:spacing w:before="100" w:beforeAutospacing="1" w:after="100" w:afterAutospacing="1"/>
+      </w:pPr>
+      <w:r>
+        <w:t>Instead of using a fixed threshold (e.g., 0.5):</w:t>
+      </w:r>
+    </w:p>
+    <w:p>
+      <w:pPr>
+        <w:numPr>
+          <w:ilvl w:val="0"/>
+          <w:numId w:val="5"/>
+        </w:numPr>
+        <w:spacing w:before="100" w:beforeAutospacing="1" w:after="100" w:afterAutospacing="1"/>
+      </w:pPr>
+      <w:r>
+        <w:t xml:space="preserve">optimize threshold per label </w:t>
+      </w:r>
+    </w:p>
+    <w:p>
+      <w:pPr>
+        <w:numPr>
+          <w:ilvl w:val="0"/>
+          <w:numId w:val="5"/>
+        </w:numPr>
+        <w:spacing w:before="100" w:beforeAutospacing="1" w:after="100" w:afterAutospacing="1"/>
+      </w:pPr>
+      <w:r>
+        <w:t xml:space="preserve">or per label group (frequent vs rare) </w:t>
+      </w:r>
+    </w:p>
+    <w:p>
+      <w:pPr>
+        <w:spacing w:before="100" w:beforeAutospacing="1" w:after="100" w:afterAutospacing="1"/>
+      </w:pPr>
+      <w:r>
+        <w:t xml:space="preserve">Rare labels often need </w:t>
+      </w:r>
+      <w:r>
+        <w:rPr>
+          <w:bCs/>
+        </w:rPr>
+        <w:t>lower thresholds</w:t>
+      </w:r>
+      <w:r>
+        <w:t xml:space="preserve"> to be detected.</w:t>
+      </w:r>
+    </w:p>
+    <w:p>
+      <w:pPr>
+        <w:pStyle w:val="Sraopastraipa"/>
+        <w:numPr>
+          <w:ilvl w:val="0"/>
+          <w:numId w:val="10"/>
+        </w:numPr>
+        <w:spacing w:before="100" w:beforeAutospacing="1" w:after="100" w:afterAutospacing="1"/>
+        <w:outlineLvl w:val="2"/>
+        <w:rPr>
+          <w:b/>
+          <w:bCs/>
+          <w:sz w:val="27"/>
+          <w:szCs w:val="27"/>
+        </w:rPr>
+      </w:pPr>
+      <w:r>
+        <w:rPr>
+          <w:b/>
+          <w:bCs/>
+          <w:sz w:val="27"/>
+          <w:szCs w:val="27"/>
+        </w:rPr>
+        <w:t>model architectures that capture label dependency</w:t>
+      </w:r>
+    </w:p>
+    <w:p>
+      <w:pPr>
+        <w:spacing w:before="100" w:beforeAutospacing="1" w:after="100" w:afterAutospacing="1"/>
+      </w:pPr>
+      <w:r>
+        <w:t>Use models that learn relationships between labels:</w:t>
+      </w:r>
+    </w:p>
+    <w:p>
+      <w:pPr>
+        <w:numPr>
+          <w:ilvl w:val="0"/>
+          <w:numId w:val="6"/>
+        </w:numPr>
+        <w:spacing w:before="100" w:beforeAutospacing="1" w:after="100" w:afterAutospacing="1"/>
+      </w:pPr>
+      <w:r>
+        <w:t xml:space="preserve">Classifier chains </w:t>
+      </w:r>
+    </w:p>
+    <w:p>
+      <w:pPr>
+        <w:numPr>
+          <w:ilvl w:val="0"/>
+          <w:numId w:val="6"/>
+        </w:numPr>
+        <w:spacing w:before="100" w:beforeAutospacing="1" w:after="100" w:afterAutospacing="1"/>
+      </w:pPr>
+      <w:r>
+        <w:t xml:space="preserve">Graph-based label models </w:t>
+      </w:r>
+    </w:p>
+    <w:p>
+      <w:pPr>
+        <w:numPr>
+          <w:ilvl w:val="0"/>
+          <w:numId w:val="6"/>
+        </w:numPr>
+        <w:spacing w:before="100" w:beforeAutospacing="1" w:after="100" w:afterAutospacing="1"/>
+      </w:pPr>
+      <w:r>
+        <w:t xml:space="preserve">Attention-based neural networks in </w:t>
+      </w:r>
+      <w:proofErr w:type="spellStart"/>
+      <w:r>
+        <w:t>PyTorch</w:t>
+      </w:r>
+      <w:proofErr w:type="spellEnd"/>
+      <w:r>
+        <w:t xml:space="preserve"> or </w:t>
+      </w:r>
+      <w:proofErr w:type="spellStart"/>
+      <w:r>
+        <w:t>TensorFlow</w:t>
+      </w:r>
+      <w:proofErr w:type="spellEnd"/>
+      <w:r>
+        <w:t xml:space="preserve"> </w:t>
+      </w:r>
+    </w:p>
+    <w:p>
+      <w:pPr>
+        <w:spacing w:before="100" w:beforeAutospacing="1" w:after="100" w:afterAutospacing="1"/>
+      </w:pPr>
+      <w:r>
+        <w:t>Helps propagate information from frequent labels to rare ones.</w:t>
+      </w:r>
+    </w:p>
+    <w:p>
+      <w:pPr>
+        <w:pStyle w:val="Sraopastraipa"/>
+        <w:numPr>
+          <w:ilvl w:val="0"/>
+          <w:numId w:val="10"/>
+        </w:numPr>
+        <w:spacing w:before="100" w:beforeAutospacing="1" w:after="100" w:afterAutospacing="1"/>
+        <w:outlineLvl w:val="2"/>
+        <w:rPr>
+          <w:b/>
+          <w:bCs/>
+          <w:sz w:val="27"/>
+          <w:szCs w:val="27"/>
+        </w:rPr>
+      </w:pPr>
+      <w:r>
+        <w:rPr>
+          <w:b/>
+          <w:bCs/>
+          <w:sz w:val="27"/>
+          <w:szCs w:val="27"/>
+        </w:rPr>
+        <w:t>use appropriate evaluation metrics</w:t>
+      </w:r>
+    </w:p>
+    <w:p>
+      <w:pPr>
+        <w:spacing w:before="100" w:beforeAutospacing="1" w:after="100" w:afterAutospacing="1"/>
+      </w:pPr>
+      <w:r>
+        <w:t>Avoid relying on accuracy.</w:t>
+      </w:r>
+    </w:p>
+    <w:p>
+      <w:pPr>
+        <w:spacing w:before="100" w:beforeAutospacing="1" w:after="100" w:afterAutospacing="1"/>
+      </w:pPr>
+      <w:r>
+        <w:t>Prefer:</w:t>
+      </w:r>
+    </w:p>
+    <w:p>
+      <w:pPr>
+        <w:numPr>
+          <w:ilvl w:val="0"/>
+          <w:numId w:val="7"/>
+        </w:numPr>
+        <w:spacing w:before="100" w:beforeAutospacing="1" w:after="100" w:afterAutospacing="1"/>
+      </w:pPr>
+      <w:r>
+        <w:t xml:space="preserve">Macro-F1 (emphasizes rare labels) </w:t>
+      </w:r>
+    </w:p>
+    <w:p>
+      <w:pPr>
+        <w:numPr>
+          <w:ilvl w:val="0"/>
+          <w:numId w:val="7"/>
+        </w:numPr>
+        <w:spacing w:before="100" w:beforeAutospacing="1" w:after="100" w:afterAutospacing="1"/>
+      </w:pPr>
+      <w:r>
+        <w:t>Mean Average Precision (</w:t>
+      </w:r>
+      <w:proofErr w:type="spellStart"/>
+      <w:r>
+        <w:t>mAP</w:t>
+      </w:r>
+      <w:proofErr w:type="spellEnd"/>
+      <w:r>
+        <w:t xml:space="preserve">) </w:t>
+      </w:r>
+    </w:p>
+    <w:p>
+      <w:pPr>
+        <w:numPr>
+          <w:ilvl w:val="0"/>
+          <w:numId w:val="7"/>
+        </w:numPr>
+        <w:spacing w:before="100" w:beforeAutospacing="1" w:after="100" w:afterAutospacing="1"/>
+      </w:pPr>
+      <w:r>
+        <w:t xml:space="preserve">Per-label recall </w:t>
+      </w:r>
+    </w:p>
+    <w:p>
+      <w:pPr>
+        <w:spacing w:before="100" w:beforeAutospacing="1" w:after="100" w:afterAutospacing="1"/>
+      </w:pPr>
+      <w:r>
+        <w:t>Micro-F1 often hides tail problems.</w:t>
+      </w:r>
+    </w:p>
+    <w:p>
+      <w:pPr>
+        <w:pStyle w:val="Sraopastraipa"/>
+        <w:numPr>
+          <w:ilvl w:val="0"/>
+          <w:numId w:val="10"/>
+        </w:numPr>
+        <w:spacing w:before="100" w:beforeAutospacing="1" w:after="100" w:afterAutospacing="1"/>
+        <w:outlineLvl w:val="2"/>
+        <w:rPr>
+          <w:b/>
+          <w:bCs/>
+          <w:sz w:val="27"/>
+          <w:szCs w:val="27"/>
+        </w:rPr>
+      </w:pPr>
+      <w:r>
+        <w:rPr>
+          <w:b/>
+          <w:bCs/>
+          <w:sz w:val="27"/>
+          <w:szCs w:val="27"/>
+        </w:rPr>
+        <w:t>feature space handling</w:t>
+      </w:r>
+    </w:p>
+    <w:p>
+      <w:pPr>
+        <w:spacing w:before="100" w:beforeAutospacing="1" w:after="100" w:afterAutospacing="1"/>
+      </w:pPr>
+      <w:r>
+        <w:t>Tails in features (extreme values) can be handled via:</w:t>
+      </w:r>
+    </w:p>
+    <w:p>
+      <w:pPr>
+        <w:numPr>
+          <w:ilvl w:val="0"/>
+          <w:numId w:val="8"/>
+        </w:numPr>
+        <w:spacing w:before="100" w:beforeAutospacing="1" w:after="100" w:afterAutospacing="1"/>
+      </w:pPr>
+      <w:r>
+        <w:t xml:space="preserve">normalization (z-score, min-max scaling) </w:t>
+      </w:r>
+    </w:p>
+    <w:p>
+      <w:pPr>
+        <w:numPr>
+          <w:ilvl w:val="0"/>
+          <w:numId w:val="8"/>
+        </w:numPr>
+        <w:spacing w:before="100" w:beforeAutospacing="1" w:after="100" w:afterAutospacing="1"/>
+      </w:pPr>
+      <w:r>
+        <w:lastRenderedPageBreak/>
+        <w:t xml:space="preserve">log transforms for skewed data </w:t>
+      </w:r>
+    </w:p>
+    <w:p>
+      <w:pPr>
+        <w:numPr>
+          <w:ilvl w:val="0"/>
+          <w:numId w:val="8"/>
+        </w:numPr>
+        <w:spacing w:before="100" w:beforeAutospacing="1" w:after="100" w:afterAutospacing="1"/>
+      </w:pPr>
+      <w:r>
+        <w:t xml:space="preserve">robust scaling (median-based) </w:t>
+      </w:r>
+    </w:p>
+    <w:p>
+      <w:pPr>
+        <w:spacing w:before="100" w:beforeAutospacing="1" w:after="100" w:afterAutospacing="1"/>
+        <w:outlineLvl w:val="2"/>
+        <w:rPr>
+          <w:b/>
+          <w:bCs/>
+          <w:sz w:val="27"/>
+          <w:szCs w:val="27"/>
+        </w:rPr>
+      </w:pPr>
+    </w:p>
+    <w:p>
+      <w:pPr>
+        <w:pStyle w:val="Sraopastraipa"/>
+        <w:numPr>
+          <w:ilvl w:val="0"/>
+          <w:numId w:val="10"/>
+        </w:numPr>
+        <w:spacing w:before="100" w:beforeAutospacing="1" w:after="100" w:afterAutospacing="1"/>
+        <w:outlineLvl w:val="2"/>
+        <w:rPr>
+          <w:b/>
+          <w:bCs/>
+          <w:sz w:val="27"/>
+          <w:szCs w:val="27"/>
+        </w:rPr>
+      </w:pPr>
+      <w:r>
+        <w:rPr>
+          <w:b/>
+          <w:bCs/>
+          <w:sz w:val="27"/>
+          <w:szCs w:val="27"/>
+        </w:rPr>
+        <w:t>d</w:t>
+      </w:r>
+      <w:r>
+        <w:rPr>
+          <w:b/>
+          <w:bCs/>
+          <w:sz w:val="27"/>
+          <w:szCs w:val="27"/>
+        </w:rPr>
+        <w:t>ata augmentation (careful use)</w:t>
+      </w:r>
+    </w:p>
+    <w:p>
+      <w:pPr>
+        <w:spacing w:before="100" w:beforeAutospacing="1" w:after="100" w:afterAutospacing="1"/>
+      </w:pPr>
+      <w:r>
+        <w:t>It is a p</w:t>
+      </w:r>
+      <w:r>
+        <w:t xml:space="preserve">rocess of generating new training examples by applying </w:t>
+      </w:r>
+      <w:r>
+        <w:rPr>
+          <w:rStyle w:val="Grietas"/>
+          <w:b w:val="0"/>
+        </w:rPr>
+        <w:t>label-preserving transformations</w:t>
+      </w:r>
+      <w:r>
+        <w:t xml:space="preserve"> to existing data, with the goal of improving model generalization and robustness.</w:t>
+      </w:r>
+      <w:r>
+        <w:t xml:space="preserve"> </w:t>
+      </w:r>
+      <w:r>
+        <w:t>For structured domains (e.g., student behavior):</w:t>
+      </w:r>
+    </w:p>
+    <w:p>
+      <w:pPr>
+        <w:numPr>
+          <w:ilvl w:val="0"/>
+          <w:numId w:val="9"/>
+        </w:numPr>
+        <w:spacing w:before="100" w:beforeAutospacing="1" w:after="100" w:afterAutospacing="1"/>
+      </w:pPr>
+      <w:r>
+        <w:t xml:space="preserve">simulate plausible rare behaviors </w:t>
+      </w:r>
+    </w:p>
+    <w:p>
+      <w:pPr>
+        <w:numPr>
+          <w:ilvl w:val="0"/>
+          <w:numId w:val="9"/>
+        </w:numPr>
+        <w:spacing w:before="100" w:beforeAutospacing="1" w:after="100" w:afterAutospacing="1"/>
+      </w:pPr>
+      <w:r>
+        <w:t xml:space="preserve">augment sequences or interaction patterns </w:t>
+      </w:r>
+    </w:p>
+    <w:p>
+      <w:pPr>
+        <w:spacing w:before="100" w:beforeAutospacing="1" w:after="100" w:afterAutospacing="1"/>
+      </w:pPr>
+      <w:r>
+        <w:t>But must preserve domain validity.</w:t>
+      </w:r>
+    </w:p>
+    <w:p>
+      <w:pPr>
+        <w:pStyle w:val="prastasiniatinklio"/>
+      </w:pPr>
+      <w:r>
+        <w:rPr>
+          <w:bCs/>
+        </w:rPr>
+        <w:t>M</w:t>
+      </w:r>
+      <w:r>
+        <w:rPr>
+          <w:bCs/>
+        </w:rPr>
+        <w:t xml:space="preserve">ulti-label classification involves feature and label distributions, but effective </w:t>
+      </w:r>
+      <w:r>
+        <w:rPr>
+          <w:bCs/>
+        </w:rPr>
+        <w:t>data analysis</w:t>
+      </w:r>
+      <w:r>
+        <w:rPr>
+          <w:bCs/>
+        </w:rPr>
+        <w:t xml:space="preserve"> requires analyzing a </w:t>
+      </w:r>
+      <w:r>
+        <w:rPr>
+          <w:bCs/>
+        </w:rPr>
+        <w:t>multi-layer distribution system</w:t>
+      </w:r>
+      <w:r>
+        <w:rPr>
+          <w:bCs/>
+        </w:rPr>
+        <w:t>, not just isolated feature or label statistics.</w:t>
+      </w:r>
+      <w:r>
+        <w:rPr>
+          <w:bCs/>
+        </w:rPr>
+        <w:t xml:space="preserve"> </w:t>
+      </w:r>
+      <w:r>
+        <w:rPr>
+          <w:bCs/>
+        </w:rPr>
+        <w:t xml:space="preserve">A </w:t>
+      </w:r>
+      <w:r>
+        <w:t>feature–label relationship</w:t>
+      </w:r>
+      <w:r>
+        <w:rPr>
+          <w:bCs/>
+        </w:rPr>
+        <w:t xml:space="preserve"> in multi-label classification means understanding how input variables influence each label</w:t>
+      </w:r>
+      <w:r>
+        <w:rPr>
+          <w:bCs/>
+        </w:rPr>
+        <w:t>.</w:t>
+      </w:r>
+      <w:r>
+        <w:rPr>
+          <w:bCs/>
+        </w:rPr>
+        <w:t xml:space="preserve"> </w:t>
+      </w:r>
+      <w:r>
+        <w:t xml:space="preserve">In multi-label classification, feature–label relationships are not global but label-specific, nonlinear, and context-dependent, requiring per-label dependency analysis rather than a single global correlation </w:t>
+      </w:r>
+      <w:proofErr w:type="spellStart"/>
+      <w:r>
+        <w:t>structure.</w:t>
+      </w:r>
+      <w:r>
+        <w:rPr>
+          <w:bCs/>
+        </w:rPr>
+        <w:t>In</w:t>
+      </w:r>
+      <w:proofErr w:type="spellEnd"/>
+      <w:r>
+        <w:rPr>
+          <w:bCs/>
+        </w:rPr>
+        <w:t xml:space="preserve"> practice, you are estimating aspects of the conditional structure </w:t>
+      </w:r>
+      <m:oMath>
+        <m:r>
+          <w:rPr>
+            <w:rFonts w:ascii="Cambria Math" w:hAnsi="Cambria Math"/>
+          </w:rPr>
+          <m:t>P(Y</m:t>
+        </m:r>
+        <m:r>
+          <w:rPr>
+            <w:rFonts w:ascii="Cambria Math" w:hAnsi="Cambria Math" w:cs="Cambria Math"/>
+          </w:rPr>
+          <m:t>∣</m:t>
+        </m:r>
+        <m:r>
+          <w:rPr>
+            <w:rFonts w:ascii="Cambria Math" w:hAnsi="Cambria Math"/>
+          </w:rPr>
+          <m:t>X)</m:t>
+        </m:r>
+        <m:r>
+          <w:rPr>
+            <w:rFonts w:ascii="Cambria Math" w:hAnsi="Cambria Math"/>
+          </w:rPr>
+          <m:t>,</m:t>
+        </m:r>
+      </m:oMath>
+      <w:r>
+        <w:rPr>
+          <w:bCs/>
+        </w:rPr>
+        <w:t xml:space="preserve"> even if</w:t>
+      </w:r>
+      <w:r>
+        <w:rPr>
+          <w:bCs/>
+        </w:rPr>
+        <w:t xml:space="preserve"> you do not model it explicitly, where Y- multiple labels, X- </w:t>
+      </w:r>
+      <w:proofErr w:type="spellStart"/>
+      <w:r>
+        <w:rPr>
+          <w:bCs/>
+        </w:rPr>
+        <w:t>fetures</w:t>
+      </w:r>
+      <w:proofErr w:type="spellEnd"/>
+      <w:r>
+        <w:rPr>
+          <w:bCs/>
+        </w:rPr>
+        <w:t xml:space="preserve">. </w:t>
+      </w:r>
+      <w:r>
+        <w:rPr>
+          <w:bCs/>
+        </w:rPr>
+        <w:t>Practical ways to measure feature–label relationships in Python</w:t>
+      </w:r>
+      <w:r>
+        <w:rPr>
+          <w:bCs/>
+        </w:rPr>
+        <w:t xml:space="preserve"> – for each label, use mutual information method: </w:t>
+      </w:r>
+      <w:r>
+        <w:rPr>
+          <w:bCs/>
+        </w:rPr>
+        <w:t>from</w:t>
+      </w:r>
+      <w:r>
+        <w:rPr>
+          <w:bCs/>
+        </w:rPr>
+        <w:t xml:space="preserve"> </w:t>
+      </w:r>
+      <w:proofErr w:type="spellStart"/>
+      <w:proofErr w:type="gramStart"/>
+      <w:r>
+        <w:rPr>
+          <w:bCs/>
+        </w:rPr>
+        <w:t>sklearn.feature</w:t>
+      </w:r>
+      <w:proofErr w:type="gramEnd"/>
+      <w:r>
+        <w:rPr>
+          <w:bCs/>
+        </w:rPr>
+        <w:t>_selection</w:t>
+      </w:r>
+      <w:proofErr w:type="spellEnd"/>
+      <w:r>
+        <w:rPr>
+          <w:bCs/>
+        </w:rPr>
+        <w:t xml:space="preserve"> </w:t>
+      </w:r>
+      <w:r>
+        <w:rPr>
+          <w:bCs/>
+        </w:rPr>
+        <w:t>import</w:t>
+      </w:r>
+      <w:r>
+        <w:rPr>
+          <w:bCs/>
+        </w:rPr>
+        <w:t xml:space="preserve"> </w:t>
+      </w:r>
+      <w:proofErr w:type="spellStart"/>
+      <w:r>
+        <w:rPr>
+          <w:bCs/>
+        </w:rPr>
+        <w:t>mutual_info_classif</w:t>
+      </w:r>
+      <w:proofErr w:type="spellEnd"/>
+      <w:r>
+        <w:rPr>
+          <w:bCs/>
+        </w:rPr>
+        <w:t xml:space="preserve"> . </w:t>
+      </w:r>
+      <w:r>
+        <w:rPr>
+          <w:bCs/>
+        </w:rPr>
+        <w:t xml:space="preserve">It </w:t>
+      </w:r>
+      <w:r>
+        <w:t xml:space="preserve">is used as a </w:t>
+      </w:r>
+      <w:r>
+        <w:rPr>
+          <w:rStyle w:val="Grietas"/>
+          <w:b w:val="0"/>
+        </w:rPr>
+        <w:t xml:space="preserve">first-pass filter to measure how informative each feature is about each </w:t>
+      </w:r>
+      <w:r>
+        <w:rPr>
+          <w:rStyle w:val="Grietas"/>
+          <w:b w:val="0"/>
+        </w:rPr>
+        <w:t>label</w:t>
+      </w:r>
+      <w:r>
+        <w:rPr>
+          <w:rStyle w:val="Grietas"/>
+          <w:b w:val="0"/>
+        </w:rPr>
+        <w:t xml:space="preserve"> (</w:t>
+      </w:r>
+      <w:r>
+        <w:t>h</w:t>
+      </w:r>
+      <w:r>
+        <w:t>ow much does knowing this feature reduce uncertainty about a label</w:t>
+      </w:r>
+      <w:r>
+        <w:t>)</w:t>
+      </w:r>
+      <w:r>
+        <w:t>, before building more complex models.</w:t>
+      </w:r>
+      <w:r>
+        <w:t xml:space="preserve"> </w:t>
+      </w:r>
+      <w:r>
+        <w:rPr>
+          <w:bCs/>
+        </w:rPr>
+        <w:t>It m</w:t>
+      </w:r>
+      <w:r>
+        <w:rPr>
+          <w:bCs/>
+        </w:rPr>
+        <w:t>easures nonlinear dependency between feature and label</w:t>
+      </w:r>
+      <w:r>
+        <w:rPr>
+          <w:bCs/>
+        </w:rPr>
+        <w:t>.</w:t>
+      </w:r>
+      <w:r>
+        <w:rPr>
+          <w:bCs/>
+        </w:rPr>
+        <w:t xml:space="preserve"> </w:t>
+      </w:r>
+      <w:r>
+        <w:t xml:space="preserve">The purpose of MI screening is to </w:t>
+      </w:r>
+      <w:r>
+        <w:rPr>
+          <w:rStyle w:val="Grietas"/>
+          <w:b w:val="0"/>
+        </w:rPr>
+        <w:t>quickly measure and filter feature relevance per label before modeling</w:t>
+      </w:r>
+      <w:r>
+        <w:rPr>
+          <w:b/>
+        </w:rPr>
+        <w:t>,</w:t>
+      </w:r>
+      <w:r>
+        <w:t xml:space="preserve"> improving efficiency, reducing noise, and guiding subsequent feature engineering and model design.</w:t>
+      </w:r>
+      <w:r>
+        <w:t xml:space="preserve"> </w:t>
+      </w:r>
+      <w:r>
+        <w:t>I</w:t>
+      </w:r>
+      <w:r>
+        <w:t>t guides feature selection, model design, and interpretation.</w:t>
+      </w:r>
+      <w:r>
+        <w:t xml:space="preserve"> </w:t>
+      </w:r>
+      <w:r>
+        <w:rPr>
+          <w:bCs/>
+        </w:rPr>
+        <w:t>In multi-label classification, f</w:t>
+      </w:r>
+      <w:r>
+        <w:rPr>
+          <w:bCs/>
+        </w:rPr>
+        <w:t xml:space="preserve">or each </w:t>
+      </w:r>
+      <w:r>
+        <w:rPr>
+          <w:bCs/>
+        </w:rPr>
+        <w:t xml:space="preserve">label, apply mutual information, </w:t>
+      </w:r>
+      <w:r>
+        <w:t>c</w:t>
+      </w:r>
+      <w:r>
+        <w:t>orrelation (baseline)</w:t>
+      </w:r>
+      <w:r>
+        <w:t xml:space="preserve">, </w:t>
+      </w:r>
+      <w:r>
+        <w:rPr>
+          <w:bCs/>
+        </w:rPr>
+        <w:t xml:space="preserve">then </w:t>
+      </w:r>
+      <w:r>
+        <w:rPr>
+          <w:bCs/>
+        </w:rPr>
+        <w:t xml:space="preserve">feature importance, then perform </w:t>
+      </w:r>
+      <w:r>
+        <w:rPr>
+          <w:bCs/>
+        </w:rPr>
+        <w:t>SHAP analysis</w:t>
+      </w:r>
+      <w:r>
+        <w:rPr>
+          <w:bCs/>
+        </w:rPr>
+        <w:t>.</w:t>
+      </w:r>
+      <w:r>
+        <w:rPr>
+          <w:bCs/>
+        </w:rPr>
+        <w:t xml:space="preserve"> </w:t>
+      </w:r>
+      <w:r>
+        <w:t>A good scientific pipeline is:</w:t>
+      </w:r>
+    </w:p>
+    <w:p>
+      <w:pPr>
+        <w:numPr>
+          <w:ilvl w:val="0"/>
+          <w:numId w:val="18"/>
+        </w:numPr>
+        <w:spacing w:before="100" w:beforeAutospacing="1" w:after="100" w:afterAutospacing="1"/>
+      </w:pPr>
+      <w:r>
+        <w:t xml:space="preserve">Compute MI per label </w:t>
+      </w:r>
+    </w:p>
+    <w:p>
+      <w:pPr>
+        <w:numPr>
+          <w:ilvl w:val="0"/>
+          <w:numId w:val="18"/>
+        </w:numPr>
+        <w:spacing w:before="100" w:beforeAutospacing="1" w:after="100" w:afterAutospacing="1"/>
+      </w:pPr>
+      <w:r>
+        <w:t xml:space="preserve">Select candidate features (top-k or threshold) </w:t>
+      </w:r>
+    </w:p>
+    <w:p>
+      <w:pPr>
+        <w:numPr>
+          <w:ilvl w:val="0"/>
+          <w:numId w:val="18"/>
+        </w:numPr>
+        <w:spacing w:before="100" w:beforeAutospacing="1" w:after="100" w:afterAutospacing="1"/>
+      </w:pPr>
+      <w:r>
+        <w:t xml:space="preserve">Validate with a model (logistic regression or tree model) </w:t>
+      </w:r>
+    </w:p>
+    <w:p>
+      <w:pPr>
+        <w:numPr>
+          <w:ilvl w:val="0"/>
+          <w:numId w:val="18"/>
+        </w:numPr>
+        <w:spacing w:before="100" w:beforeAutospacing="1" w:after="100" w:afterAutospacing="1"/>
+      </w:pPr>
+      <w:r>
+        <w:t xml:space="preserve">Refine using SHAP or permutation importance </w:t>
+      </w:r>
+    </w:p>
+    <w:p>
+      <w:pPr>
+        <w:numPr>
+          <w:ilvl w:val="0"/>
+          <w:numId w:val="18"/>
+        </w:numPr>
+        <w:spacing w:before="100" w:beforeAutospacing="1" w:after="100" w:afterAutospacing="1"/>
+      </w:pPr>
+      <w:r>
+        <w:t>Final model training in deep learning framework</w:t>
+      </w:r>
+    </w:p>
+    <w:p>
+      <w:pPr>
+        <w:spacing w:before="100" w:beforeAutospacing="1" w:after="100" w:afterAutospacing="1"/>
+        <w:jc w:val="both"/>
+        <w:rPr>
+          <w:bCs/>
+        </w:rPr>
+      </w:pPr>
+      <w:r>
+        <w:t>F</w:t>
+      </w:r>
+      <w:r>
+        <w:t xml:space="preserve">eature–label dependency mapping step </w:t>
+      </w:r>
+      <w:r>
+        <w:t xml:space="preserve">is </w:t>
+      </w:r>
+      <w:r>
+        <w:t>used to reduce dimensionality, guide feature engineering, and improve model interpretability in multi-label classification.</w:t>
+      </w:r>
+    </w:p>
+    <w:p>
+      <w:bookmarkStart w:id="2" w:name="_GoBack"/>
+      <w:bookmarkEnd w:id="2"/>
+    </w:p>
+    <w:p>
+      <w:pPr>
+        <w:spacing w:before="100" w:beforeAutospacing="1" w:after="100" w:afterAutospacing="1"/>
+      </w:pPr>
+    </w:p>
+    <w:p>
+      <w:pPr>
+        <w:spacing w:before="100" w:beforeAutospacing="1" w:after="100" w:afterAutospacing="1"/>
+        <w:jc w:val="both"/>
+      </w:pPr>
+    </w:p>
+    <w:p>
+      <w:pPr>
+        <w:jc w:val="both"/>
         <w:rPr>
           <w:rStyle w:val="ff3"/>
           <w:sz w:val="22"/>
           <w:szCs w:val="22"/>
         </w:rPr>
       </w:pPr>
-      <w:bookmarkStart w:id="2" w:name="_GoBack"/>
-      <w:bookmarkEnd w:id="2"/>
     </w:p>
     <w:sectPr>
       <w:pgSz w:w="12240" w:h="15840"/>
@@ -685,6 +2389,2606 @@
     </w:sectPr>
   </w:body>
 </w:document>
+</file>
+
+<file path=word/numbering.xml><?xml version="1.0" encoding="utf-8"?>
+<w:numbering xmlns:wpc="http://schemas.microsoft.com/office/word/2010/wordprocessingCanvas" xmlns:cx="http://schemas.microsoft.com/office/drawing/2014/chartex" xmlns:mc="http://schemas.openxmlformats.org/markup-compatibility/2006" xmlns:o="urn:schemas-microsoft-com:office:office" xmlns:r="http://schemas.openxmlformats.org/officeDocument/2006/relationships" xmlns:m="http://schemas.openxmlformats.org/officeDocument/2006/math" xmlns:v="urn:schemas-microsoft-com:vml" xmlns:wp14="http://schemas.microsoft.com/office/word/2010/wordprocessingDrawing" xmlns:wp="http://schemas.openxmlformats.org/drawingml/2006/wordprocessingDrawing" xmlns:w10="urn:schemas-microsoft-com:office:word" xmlns:w="http://schemas.openxmlformats.org/wordprocessingml/2006/main" xmlns:w14="http://schemas.microsoft.com/office/word/2010/wordml" xmlns:w15="http://schemas.microsoft.com/office/word/2012/wordml" xmlns:w16se="http://schemas.microsoft.com/office/word/2015/wordml/symex" xmlns:wpg="http://schemas.microsoft.com/office/word/2010/wordprocessingGroup" xmlns:wpi="http://schemas.microsoft.com/office/word/2010/wordprocessingInk" xmlns:wne="http://schemas.microsoft.com/office/word/2006/wordml" xmlns:wps="http://schemas.microsoft.com/office/word/2010/wordprocessingShape" mc:Ignorable="w14 w15 w16se wp14">
+  <w:abstractNum w:abstractNumId="0" w15:restartNumberingAfterBreak="0">
+    <w:nsid w:val="09D72AC1"/>
+    <w:multiLevelType w:val="multilevel"/>
+    <w:tmpl w:val="CE38DDE6"/>
+    <w:lvl w:ilvl="0">
+      <w:start w:val="1"/>
+      <w:numFmt w:val="decimal"/>
+      <w:lvlText w:val="%1."/>
+      <w:lvlJc w:val="left"/>
+      <w:pPr>
+        <w:tabs>
+          <w:tab w:val="num" w:pos="720"/>
+        </w:tabs>
+        <w:ind w:left="720" w:hanging="360"/>
+      </w:pPr>
+    </w:lvl>
+    <w:lvl w:ilvl="1" w:tentative="1">
+      <w:start w:val="1"/>
+      <w:numFmt w:val="decimal"/>
+      <w:lvlText w:val="%2."/>
+      <w:lvlJc w:val="left"/>
+      <w:pPr>
+        <w:tabs>
+          <w:tab w:val="num" w:pos="1440"/>
+        </w:tabs>
+        <w:ind w:left="1440" w:hanging="360"/>
+      </w:pPr>
+    </w:lvl>
+    <w:lvl w:ilvl="2" w:tentative="1">
+      <w:start w:val="1"/>
+      <w:numFmt w:val="decimal"/>
+      <w:lvlText w:val="%3."/>
+      <w:lvlJc w:val="left"/>
+      <w:pPr>
+        <w:tabs>
+          <w:tab w:val="num" w:pos="2160"/>
+        </w:tabs>
+        <w:ind w:left="2160" w:hanging="360"/>
+      </w:pPr>
+    </w:lvl>
+    <w:lvl w:ilvl="3" w:tentative="1">
+      <w:start w:val="1"/>
+      <w:numFmt w:val="decimal"/>
+      <w:lvlText w:val="%4."/>
+      <w:lvlJc w:val="left"/>
+      <w:pPr>
+        <w:tabs>
+          <w:tab w:val="num" w:pos="2880"/>
+        </w:tabs>
+        <w:ind w:left="2880" w:hanging="360"/>
+      </w:pPr>
+    </w:lvl>
+    <w:lvl w:ilvl="4" w:tentative="1">
+      <w:start w:val="1"/>
+      <w:numFmt w:val="decimal"/>
+      <w:lvlText w:val="%5."/>
+      <w:lvlJc w:val="left"/>
+      <w:pPr>
+        <w:tabs>
+          <w:tab w:val="num" w:pos="3600"/>
+        </w:tabs>
+        <w:ind w:left="3600" w:hanging="360"/>
+      </w:pPr>
+    </w:lvl>
+    <w:lvl w:ilvl="5" w:tentative="1">
+      <w:start w:val="1"/>
+      <w:numFmt w:val="decimal"/>
+      <w:lvlText w:val="%6."/>
+      <w:lvlJc w:val="left"/>
+      <w:pPr>
+        <w:tabs>
+          <w:tab w:val="num" w:pos="4320"/>
+        </w:tabs>
+        <w:ind w:left="4320" w:hanging="360"/>
+      </w:pPr>
+    </w:lvl>
+    <w:lvl w:ilvl="6" w:tentative="1">
+      <w:start w:val="1"/>
+      <w:numFmt w:val="decimal"/>
+      <w:lvlText w:val="%7."/>
+      <w:lvlJc w:val="left"/>
+      <w:pPr>
+        <w:tabs>
+          <w:tab w:val="num" w:pos="5040"/>
+        </w:tabs>
+        <w:ind w:left="5040" w:hanging="360"/>
+      </w:pPr>
+    </w:lvl>
+    <w:lvl w:ilvl="7" w:tentative="1">
+      <w:start w:val="1"/>
+      <w:numFmt w:val="decimal"/>
+      <w:lvlText w:val="%8."/>
+      <w:lvlJc w:val="left"/>
+      <w:pPr>
+        <w:tabs>
+          <w:tab w:val="num" w:pos="5760"/>
+        </w:tabs>
+        <w:ind w:left="5760" w:hanging="360"/>
+      </w:pPr>
+    </w:lvl>
+    <w:lvl w:ilvl="8" w:tentative="1">
+      <w:start w:val="1"/>
+      <w:numFmt w:val="decimal"/>
+      <w:lvlText w:val="%9."/>
+      <w:lvlJc w:val="left"/>
+      <w:pPr>
+        <w:tabs>
+          <w:tab w:val="num" w:pos="6480"/>
+        </w:tabs>
+        <w:ind w:left="6480" w:hanging="360"/>
+      </w:pPr>
+    </w:lvl>
+  </w:abstractNum>
+  <w:abstractNum w:abstractNumId="1" w15:restartNumberingAfterBreak="0">
+    <w:nsid w:val="0B8E099E"/>
+    <w:multiLevelType w:val="multilevel"/>
+    <w:tmpl w:val="6130C88E"/>
+    <w:lvl w:ilvl="0">
+      <w:start w:val="1"/>
+      <w:numFmt w:val="bullet"/>
+      <w:lvlText w:val=""/>
+      <w:lvlJc w:val="left"/>
+      <w:pPr>
+        <w:tabs>
+          <w:tab w:val="num" w:pos="720"/>
+        </w:tabs>
+        <w:ind w:left="720" w:hanging="360"/>
+      </w:pPr>
+      <w:rPr>
+        <w:rFonts w:ascii="Symbol" w:hAnsi="Symbol" w:hint="default"/>
+        <w:sz w:val="20"/>
+      </w:rPr>
+    </w:lvl>
+    <w:lvl w:ilvl="1" w:tentative="1">
+      <w:start w:val="1"/>
+      <w:numFmt w:val="bullet"/>
+      <w:lvlText w:val="o"/>
+      <w:lvlJc w:val="left"/>
+      <w:pPr>
+        <w:tabs>
+          <w:tab w:val="num" w:pos="1440"/>
+        </w:tabs>
+        <w:ind w:left="1440" w:hanging="360"/>
+      </w:pPr>
+      <w:rPr>
+        <w:rFonts w:ascii="Courier New" w:hAnsi="Courier New" w:hint="default"/>
+        <w:sz w:val="20"/>
+      </w:rPr>
+    </w:lvl>
+    <w:lvl w:ilvl="2" w:tentative="1">
+      <w:start w:val="1"/>
+      <w:numFmt w:val="bullet"/>
+      <w:lvlText w:val=""/>
+      <w:lvlJc w:val="left"/>
+      <w:pPr>
+        <w:tabs>
+          <w:tab w:val="num" w:pos="2160"/>
+        </w:tabs>
+        <w:ind w:left="2160" w:hanging="360"/>
+      </w:pPr>
+      <w:rPr>
+        <w:rFonts w:ascii="Wingdings" w:hAnsi="Wingdings" w:hint="default"/>
+        <w:sz w:val="20"/>
+      </w:rPr>
+    </w:lvl>
+    <w:lvl w:ilvl="3" w:tentative="1">
+      <w:start w:val="1"/>
+      <w:numFmt w:val="bullet"/>
+      <w:lvlText w:val=""/>
+      <w:lvlJc w:val="left"/>
+      <w:pPr>
+        <w:tabs>
+          <w:tab w:val="num" w:pos="2880"/>
+        </w:tabs>
+        <w:ind w:left="2880" w:hanging="360"/>
+      </w:pPr>
+      <w:rPr>
+        <w:rFonts w:ascii="Wingdings" w:hAnsi="Wingdings" w:hint="default"/>
+        <w:sz w:val="20"/>
+      </w:rPr>
+    </w:lvl>
+    <w:lvl w:ilvl="4" w:tentative="1">
+      <w:start w:val="1"/>
+      <w:numFmt w:val="bullet"/>
+      <w:lvlText w:val=""/>
+      <w:lvlJc w:val="left"/>
+      <w:pPr>
+        <w:tabs>
+          <w:tab w:val="num" w:pos="3600"/>
+        </w:tabs>
+        <w:ind w:left="3600" w:hanging="360"/>
+      </w:pPr>
+      <w:rPr>
+        <w:rFonts w:ascii="Wingdings" w:hAnsi="Wingdings" w:hint="default"/>
+        <w:sz w:val="20"/>
+      </w:rPr>
+    </w:lvl>
+    <w:lvl w:ilvl="5" w:tentative="1">
+      <w:start w:val="1"/>
+      <w:numFmt w:val="bullet"/>
+      <w:lvlText w:val=""/>
+      <w:lvlJc w:val="left"/>
+      <w:pPr>
+        <w:tabs>
+          <w:tab w:val="num" w:pos="4320"/>
+        </w:tabs>
+        <w:ind w:left="4320" w:hanging="360"/>
+      </w:pPr>
+      <w:rPr>
+        <w:rFonts w:ascii="Wingdings" w:hAnsi="Wingdings" w:hint="default"/>
+        <w:sz w:val="20"/>
+      </w:rPr>
+    </w:lvl>
+    <w:lvl w:ilvl="6" w:tentative="1">
+      <w:start w:val="1"/>
+      <w:numFmt w:val="bullet"/>
+      <w:lvlText w:val=""/>
+      <w:lvlJc w:val="left"/>
+      <w:pPr>
+        <w:tabs>
+          <w:tab w:val="num" w:pos="5040"/>
+        </w:tabs>
+        <w:ind w:left="5040" w:hanging="360"/>
+      </w:pPr>
+      <w:rPr>
+        <w:rFonts w:ascii="Wingdings" w:hAnsi="Wingdings" w:hint="default"/>
+        <w:sz w:val="20"/>
+      </w:rPr>
+    </w:lvl>
+    <w:lvl w:ilvl="7" w:tentative="1">
+      <w:start w:val="1"/>
+      <w:numFmt w:val="bullet"/>
+      <w:lvlText w:val=""/>
+      <w:lvlJc w:val="left"/>
+      <w:pPr>
+        <w:tabs>
+          <w:tab w:val="num" w:pos="5760"/>
+        </w:tabs>
+        <w:ind w:left="5760" w:hanging="360"/>
+      </w:pPr>
+      <w:rPr>
+        <w:rFonts w:ascii="Wingdings" w:hAnsi="Wingdings" w:hint="default"/>
+        <w:sz w:val="20"/>
+      </w:rPr>
+    </w:lvl>
+    <w:lvl w:ilvl="8" w:tentative="1">
+      <w:start w:val="1"/>
+      <w:numFmt w:val="bullet"/>
+      <w:lvlText w:val=""/>
+      <w:lvlJc w:val="left"/>
+      <w:pPr>
+        <w:tabs>
+          <w:tab w:val="num" w:pos="6480"/>
+        </w:tabs>
+        <w:ind w:left="6480" w:hanging="360"/>
+      </w:pPr>
+      <w:rPr>
+        <w:rFonts w:ascii="Wingdings" w:hAnsi="Wingdings" w:hint="default"/>
+        <w:sz w:val="20"/>
+      </w:rPr>
+    </w:lvl>
+  </w:abstractNum>
+  <w:abstractNum w:abstractNumId="2" w15:restartNumberingAfterBreak="0">
+    <w:nsid w:val="0C2D39B1"/>
+    <w:multiLevelType w:val="multilevel"/>
+    <w:tmpl w:val="440860EA"/>
+    <w:lvl w:ilvl="0">
+      <w:start w:val="1"/>
+      <w:numFmt w:val="bullet"/>
+      <w:lvlText w:val=""/>
+      <w:lvlJc w:val="left"/>
+      <w:pPr>
+        <w:tabs>
+          <w:tab w:val="num" w:pos="720"/>
+        </w:tabs>
+        <w:ind w:left="720" w:hanging="360"/>
+      </w:pPr>
+      <w:rPr>
+        <w:rFonts w:ascii="Symbol" w:hAnsi="Symbol" w:hint="default"/>
+        <w:sz w:val="20"/>
+      </w:rPr>
+    </w:lvl>
+    <w:lvl w:ilvl="1" w:tentative="1">
+      <w:start w:val="1"/>
+      <w:numFmt w:val="bullet"/>
+      <w:lvlText w:val="o"/>
+      <w:lvlJc w:val="left"/>
+      <w:pPr>
+        <w:tabs>
+          <w:tab w:val="num" w:pos="1440"/>
+        </w:tabs>
+        <w:ind w:left="1440" w:hanging="360"/>
+      </w:pPr>
+      <w:rPr>
+        <w:rFonts w:ascii="Courier New" w:hAnsi="Courier New" w:hint="default"/>
+        <w:sz w:val="20"/>
+      </w:rPr>
+    </w:lvl>
+    <w:lvl w:ilvl="2" w:tentative="1">
+      <w:start w:val="1"/>
+      <w:numFmt w:val="bullet"/>
+      <w:lvlText w:val=""/>
+      <w:lvlJc w:val="left"/>
+      <w:pPr>
+        <w:tabs>
+          <w:tab w:val="num" w:pos="2160"/>
+        </w:tabs>
+        <w:ind w:left="2160" w:hanging="360"/>
+      </w:pPr>
+      <w:rPr>
+        <w:rFonts w:ascii="Wingdings" w:hAnsi="Wingdings" w:hint="default"/>
+        <w:sz w:val="20"/>
+      </w:rPr>
+    </w:lvl>
+    <w:lvl w:ilvl="3" w:tentative="1">
+      <w:start w:val="1"/>
+      <w:numFmt w:val="bullet"/>
+      <w:lvlText w:val=""/>
+      <w:lvlJc w:val="left"/>
+      <w:pPr>
+        <w:tabs>
+          <w:tab w:val="num" w:pos="2880"/>
+        </w:tabs>
+        <w:ind w:left="2880" w:hanging="360"/>
+      </w:pPr>
+      <w:rPr>
+        <w:rFonts w:ascii="Wingdings" w:hAnsi="Wingdings" w:hint="default"/>
+        <w:sz w:val="20"/>
+      </w:rPr>
+    </w:lvl>
+    <w:lvl w:ilvl="4" w:tentative="1">
+      <w:start w:val="1"/>
+      <w:numFmt w:val="bullet"/>
+      <w:lvlText w:val=""/>
+      <w:lvlJc w:val="left"/>
+      <w:pPr>
+        <w:tabs>
+          <w:tab w:val="num" w:pos="3600"/>
+        </w:tabs>
+        <w:ind w:left="3600" w:hanging="360"/>
+      </w:pPr>
+      <w:rPr>
+        <w:rFonts w:ascii="Wingdings" w:hAnsi="Wingdings" w:hint="default"/>
+        <w:sz w:val="20"/>
+      </w:rPr>
+    </w:lvl>
+    <w:lvl w:ilvl="5" w:tentative="1">
+      <w:start w:val="1"/>
+      <w:numFmt w:val="bullet"/>
+      <w:lvlText w:val=""/>
+      <w:lvlJc w:val="left"/>
+      <w:pPr>
+        <w:tabs>
+          <w:tab w:val="num" w:pos="4320"/>
+        </w:tabs>
+        <w:ind w:left="4320" w:hanging="360"/>
+      </w:pPr>
+      <w:rPr>
+        <w:rFonts w:ascii="Wingdings" w:hAnsi="Wingdings" w:hint="default"/>
+        <w:sz w:val="20"/>
+      </w:rPr>
+    </w:lvl>
+    <w:lvl w:ilvl="6" w:tentative="1">
+      <w:start w:val="1"/>
+      <w:numFmt w:val="bullet"/>
+      <w:lvlText w:val=""/>
+      <w:lvlJc w:val="left"/>
+      <w:pPr>
+        <w:tabs>
+          <w:tab w:val="num" w:pos="5040"/>
+        </w:tabs>
+        <w:ind w:left="5040" w:hanging="360"/>
+      </w:pPr>
+      <w:rPr>
+        <w:rFonts w:ascii="Wingdings" w:hAnsi="Wingdings" w:hint="default"/>
+        <w:sz w:val="20"/>
+      </w:rPr>
+    </w:lvl>
+    <w:lvl w:ilvl="7" w:tentative="1">
+      <w:start w:val="1"/>
+      <w:numFmt w:val="bullet"/>
+      <w:lvlText w:val=""/>
+      <w:lvlJc w:val="left"/>
+      <w:pPr>
+        <w:tabs>
+          <w:tab w:val="num" w:pos="5760"/>
+        </w:tabs>
+        <w:ind w:left="5760" w:hanging="360"/>
+      </w:pPr>
+      <w:rPr>
+        <w:rFonts w:ascii="Wingdings" w:hAnsi="Wingdings" w:hint="default"/>
+        <w:sz w:val="20"/>
+      </w:rPr>
+    </w:lvl>
+    <w:lvl w:ilvl="8" w:tentative="1">
+      <w:start w:val="1"/>
+      <w:numFmt w:val="bullet"/>
+      <w:lvlText w:val=""/>
+      <w:lvlJc w:val="left"/>
+      <w:pPr>
+        <w:tabs>
+          <w:tab w:val="num" w:pos="6480"/>
+        </w:tabs>
+        <w:ind w:left="6480" w:hanging="360"/>
+      </w:pPr>
+      <w:rPr>
+        <w:rFonts w:ascii="Wingdings" w:hAnsi="Wingdings" w:hint="default"/>
+        <w:sz w:val="20"/>
+      </w:rPr>
+    </w:lvl>
+  </w:abstractNum>
+  <w:abstractNum w:abstractNumId="3" w15:restartNumberingAfterBreak="0">
+    <w:nsid w:val="1C9953DD"/>
+    <w:multiLevelType w:val="multilevel"/>
+    <w:tmpl w:val="1CBCE192"/>
+    <w:lvl w:ilvl="0">
+      <w:start w:val="1"/>
+      <w:numFmt w:val="bullet"/>
+      <w:lvlText w:val=""/>
+      <w:lvlJc w:val="left"/>
+      <w:pPr>
+        <w:tabs>
+          <w:tab w:val="num" w:pos="720"/>
+        </w:tabs>
+        <w:ind w:left="720" w:hanging="360"/>
+      </w:pPr>
+      <w:rPr>
+        <w:rFonts w:ascii="Symbol" w:hAnsi="Symbol" w:hint="default"/>
+        <w:sz w:val="20"/>
+      </w:rPr>
+    </w:lvl>
+    <w:lvl w:ilvl="1" w:tentative="1">
+      <w:start w:val="1"/>
+      <w:numFmt w:val="bullet"/>
+      <w:lvlText w:val="o"/>
+      <w:lvlJc w:val="left"/>
+      <w:pPr>
+        <w:tabs>
+          <w:tab w:val="num" w:pos="1440"/>
+        </w:tabs>
+        <w:ind w:left="1440" w:hanging="360"/>
+      </w:pPr>
+      <w:rPr>
+        <w:rFonts w:ascii="Courier New" w:hAnsi="Courier New" w:hint="default"/>
+        <w:sz w:val="20"/>
+      </w:rPr>
+    </w:lvl>
+    <w:lvl w:ilvl="2" w:tentative="1">
+      <w:start w:val="1"/>
+      <w:numFmt w:val="bullet"/>
+      <w:lvlText w:val=""/>
+      <w:lvlJc w:val="left"/>
+      <w:pPr>
+        <w:tabs>
+          <w:tab w:val="num" w:pos="2160"/>
+        </w:tabs>
+        <w:ind w:left="2160" w:hanging="360"/>
+      </w:pPr>
+      <w:rPr>
+        <w:rFonts w:ascii="Wingdings" w:hAnsi="Wingdings" w:hint="default"/>
+        <w:sz w:val="20"/>
+      </w:rPr>
+    </w:lvl>
+    <w:lvl w:ilvl="3" w:tentative="1">
+      <w:start w:val="1"/>
+      <w:numFmt w:val="bullet"/>
+      <w:lvlText w:val=""/>
+      <w:lvlJc w:val="left"/>
+      <w:pPr>
+        <w:tabs>
+          <w:tab w:val="num" w:pos="2880"/>
+        </w:tabs>
+        <w:ind w:left="2880" w:hanging="360"/>
+      </w:pPr>
+      <w:rPr>
+        <w:rFonts w:ascii="Wingdings" w:hAnsi="Wingdings" w:hint="default"/>
+        <w:sz w:val="20"/>
+      </w:rPr>
+    </w:lvl>
+    <w:lvl w:ilvl="4" w:tentative="1">
+      <w:start w:val="1"/>
+      <w:numFmt w:val="bullet"/>
+      <w:lvlText w:val=""/>
+      <w:lvlJc w:val="left"/>
+      <w:pPr>
+        <w:tabs>
+          <w:tab w:val="num" w:pos="3600"/>
+        </w:tabs>
+        <w:ind w:left="3600" w:hanging="360"/>
+      </w:pPr>
+      <w:rPr>
+        <w:rFonts w:ascii="Wingdings" w:hAnsi="Wingdings" w:hint="default"/>
+        <w:sz w:val="20"/>
+      </w:rPr>
+    </w:lvl>
+    <w:lvl w:ilvl="5" w:tentative="1">
+      <w:start w:val="1"/>
+      <w:numFmt w:val="bullet"/>
+      <w:lvlText w:val=""/>
+      <w:lvlJc w:val="left"/>
+      <w:pPr>
+        <w:tabs>
+          <w:tab w:val="num" w:pos="4320"/>
+        </w:tabs>
+        <w:ind w:left="4320" w:hanging="360"/>
+      </w:pPr>
+      <w:rPr>
+        <w:rFonts w:ascii="Wingdings" w:hAnsi="Wingdings" w:hint="default"/>
+        <w:sz w:val="20"/>
+      </w:rPr>
+    </w:lvl>
+    <w:lvl w:ilvl="6" w:tentative="1">
+      <w:start w:val="1"/>
+      <w:numFmt w:val="bullet"/>
+      <w:lvlText w:val=""/>
+      <w:lvlJc w:val="left"/>
+      <w:pPr>
+        <w:tabs>
+          <w:tab w:val="num" w:pos="5040"/>
+        </w:tabs>
+        <w:ind w:left="5040" w:hanging="360"/>
+      </w:pPr>
+      <w:rPr>
+        <w:rFonts w:ascii="Wingdings" w:hAnsi="Wingdings" w:hint="default"/>
+        <w:sz w:val="20"/>
+      </w:rPr>
+    </w:lvl>
+    <w:lvl w:ilvl="7" w:tentative="1">
+      <w:start w:val="1"/>
+      <w:numFmt w:val="bullet"/>
+      <w:lvlText w:val=""/>
+      <w:lvlJc w:val="left"/>
+      <w:pPr>
+        <w:tabs>
+          <w:tab w:val="num" w:pos="5760"/>
+        </w:tabs>
+        <w:ind w:left="5760" w:hanging="360"/>
+      </w:pPr>
+      <w:rPr>
+        <w:rFonts w:ascii="Wingdings" w:hAnsi="Wingdings" w:hint="default"/>
+        <w:sz w:val="20"/>
+      </w:rPr>
+    </w:lvl>
+    <w:lvl w:ilvl="8" w:tentative="1">
+      <w:start w:val="1"/>
+      <w:numFmt w:val="bullet"/>
+      <w:lvlText w:val=""/>
+      <w:lvlJc w:val="left"/>
+      <w:pPr>
+        <w:tabs>
+          <w:tab w:val="num" w:pos="6480"/>
+        </w:tabs>
+        <w:ind w:left="6480" w:hanging="360"/>
+      </w:pPr>
+      <w:rPr>
+        <w:rFonts w:ascii="Wingdings" w:hAnsi="Wingdings" w:hint="default"/>
+        <w:sz w:val="20"/>
+      </w:rPr>
+    </w:lvl>
+  </w:abstractNum>
+  <w:abstractNum w:abstractNumId="4" w15:restartNumberingAfterBreak="0">
+    <w:nsid w:val="25FD154C"/>
+    <w:multiLevelType w:val="multilevel"/>
+    <w:tmpl w:val="440860EA"/>
+    <w:lvl w:ilvl="0">
+      <w:start w:val="1"/>
+      <w:numFmt w:val="bullet"/>
+      <w:lvlText w:val=""/>
+      <w:lvlJc w:val="left"/>
+      <w:pPr>
+        <w:tabs>
+          <w:tab w:val="num" w:pos="720"/>
+        </w:tabs>
+        <w:ind w:left="720" w:hanging="360"/>
+      </w:pPr>
+      <w:rPr>
+        <w:rFonts w:ascii="Symbol" w:hAnsi="Symbol" w:hint="default"/>
+        <w:sz w:val="20"/>
+      </w:rPr>
+    </w:lvl>
+    <w:lvl w:ilvl="1" w:tentative="1">
+      <w:start w:val="1"/>
+      <w:numFmt w:val="bullet"/>
+      <w:lvlText w:val="o"/>
+      <w:lvlJc w:val="left"/>
+      <w:pPr>
+        <w:tabs>
+          <w:tab w:val="num" w:pos="1440"/>
+        </w:tabs>
+        <w:ind w:left="1440" w:hanging="360"/>
+      </w:pPr>
+      <w:rPr>
+        <w:rFonts w:ascii="Courier New" w:hAnsi="Courier New" w:hint="default"/>
+        <w:sz w:val="20"/>
+      </w:rPr>
+    </w:lvl>
+    <w:lvl w:ilvl="2" w:tentative="1">
+      <w:start w:val="1"/>
+      <w:numFmt w:val="bullet"/>
+      <w:lvlText w:val=""/>
+      <w:lvlJc w:val="left"/>
+      <w:pPr>
+        <w:tabs>
+          <w:tab w:val="num" w:pos="2160"/>
+        </w:tabs>
+        <w:ind w:left="2160" w:hanging="360"/>
+      </w:pPr>
+      <w:rPr>
+        <w:rFonts w:ascii="Wingdings" w:hAnsi="Wingdings" w:hint="default"/>
+        <w:sz w:val="20"/>
+      </w:rPr>
+    </w:lvl>
+    <w:lvl w:ilvl="3" w:tentative="1">
+      <w:start w:val="1"/>
+      <w:numFmt w:val="bullet"/>
+      <w:lvlText w:val=""/>
+      <w:lvlJc w:val="left"/>
+      <w:pPr>
+        <w:tabs>
+          <w:tab w:val="num" w:pos="2880"/>
+        </w:tabs>
+        <w:ind w:left="2880" w:hanging="360"/>
+      </w:pPr>
+      <w:rPr>
+        <w:rFonts w:ascii="Wingdings" w:hAnsi="Wingdings" w:hint="default"/>
+        <w:sz w:val="20"/>
+      </w:rPr>
+    </w:lvl>
+    <w:lvl w:ilvl="4" w:tentative="1">
+      <w:start w:val="1"/>
+      <w:numFmt w:val="bullet"/>
+      <w:lvlText w:val=""/>
+      <w:lvlJc w:val="left"/>
+      <w:pPr>
+        <w:tabs>
+          <w:tab w:val="num" w:pos="3600"/>
+        </w:tabs>
+        <w:ind w:left="3600" w:hanging="360"/>
+      </w:pPr>
+      <w:rPr>
+        <w:rFonts w:ascii="Wingdings" w:hAnsi="Wingdings" w:hint="default"/>
+        <w:sz w:val="20"/>
+      </w:rPr>
+    </w:lvl>
+    <w:lvl w:ilvl="5" w:tentative="1">
+      <w:start w:val="1"/>
+      <w:numFmt w:val="bullet"/>
+      <w:lvlText w:val=""/>
+      <w:lvlJc w:val="left"/>
+      <w:pPr>
+        <w:tabs>
+          <w:tab w:val="num" w:pos="4320"/>
+        </w:tabs>
+        <w:ind w:left="4320" w:hanging="360"/>
+      </w:pPr>
+      <w:rPr>
+        <w:rFonts w:ascii="Wingdings" w:hAnsi="Wingdings" w:hint="default"/>
+        <w:sz w:val="20"/>
+      </w:rPr>
+    </w:lvl>
+    <w:lvl w:ilvl="6" w:tentative="1">
+      <w:start w:val="1"/>
+      <w:numFmt w:val="bullet"/>
+      <w:lvlText w:val=""/>
+      <w:lvlJc w:val="left"/>
+      <w:pPr>
+        <w:tabs>
+          <w:tab w:val="num" w:pos="5040"/>
+        </w:tabs>
+        <w:ind w:left="5040" w:hanging="360"/>
+      </w:pPr>
+      <w:rPr>
+        <w:rFonts w:ascii="Wingdings" w:hAnsi="Wingdings" w:hint="default"/>
+        <w:sz w:val="20"/>
+      </w:rPr>
+    </w:lvl>
+    <w:lvl w:ilvl="7" w:tentative="1">
+      <w:start w:val="1"/>
+      <w:numFmt w:val="bullet"/>
+      <w:lvlText w:val=""/>
+      <w:lvlJc w:val="left"/>
+      <w:pPr>
+        <w:tabs>
+          <w:tab w:val="num" w:pos="5760"/>
+        </w:tabs>
+        <w:ind w:left="5760" w:hanging="360"/>
+      </w:pPr>
+      <w:rPr>
+        <w:rFonts w:ascii="Wingdings" w:hAnsi="Wingdings" w:hint="default"/>
+        <w:sz w:val="20"/>
+      </w:rPr>
+    </w:lvl>
+    <w:lvl w:ilvl="8" w:tentative="1">
+      <w:start w:val="1"/>
+      <w:numFmt w:val="bullet"/>
+      <w:lvlText w:val=""/>
+      <w:lvlJc w:val="left"/>
+      <w:pPr>
+        <w:tabs>
+          <w:tab w:val="num" w:pos="6480"/>
+        </w:tabs>
+        <w:ind w:left="6480" w:hanging="360"/>
+      </w:pPr>
+      <w:rPr>
+        <w:rFonts w:ascii="Wingdings" w:hAnsi="Wingdings" w:hint="default"/>
+        <w:sz w:val="20"/>
+      </w:rPr>
+    </w:lvl>
+  </w:abstractNum>
+  <w:abstractNum w:abstractNumId="5" w15:restartNumberingAfterBreak="0">
+    <w:nsid w:val="27C31FC0"/>
+    <w:multiLevelType w:val="multilevel"/>
+    <w:tmpl w:val="440860EA"/>
+    <w:lvl w:ilvl="0">
+      <w:start w:val="1"/>
+      <w:numFmt w:val="bullet"/>
+      <w:lvlText w:val=""/>
+      <w:lvlJc w:val="left"/>
+      <w:pPr>
+        <w:tabs>
+          <w:tab w:val="num" w:pos="720"/>
+        </w:tabs>
+        <w:ind w:left="720" w:hanging="360"/>
+      </w:pPr>
+      <w:rPr>
+        <w:rFonts w:ascii="Symbol" w:hAnsi="Symbol" w:hint="default"/>
+        <w:sz w:val="20"/>
+      </w:rPr>
+    </w:lvl>
+    <w:lvl w:ilvl="1" w:tentative="1">
+      <w:start w:val="1"/>
+      <w:numFmt w:val="bullet"/>
+      <w:lvlText w:val="o"/>
+      <w:lvlJc w:val="left"/>
+      <w:pPr>
+        <w:tabs>
+          <w:tab w:val="num" w:pos="1440"/>
+        </w:tabs>
+        <w:ind w:left="1440" w:hanging="360"/>
+      </w:pPr>
+      <w:rPr>
+        <w:rFonts w:ascii="Courier New" w:hAnsi="Courier New" w:hint="default"/>
+        <w:sz w:val="20"/>
+      </w:rPr>
+    </w:lvl>
+    <w:lvl w:ilvl="2" w:tentative="1">
+      <w:start w:val="1"/>
+      <w:numFmt w:val="bullet"/>
+      <w:lvlText w:val=""/>
+      <w:lvlJc w:val="left"/>
+      <w:pPr>
+        <w:tabs>
+          <w:tab w:val="num" w:pos="2160"/>
+        </w:tabs>
+        <w:ind w:left="2160" w:hanging="360"/>
+      </w:pPr>
+      <w:rPr>
+        <w:rFonts w:ascii="Wingdings" w:hAnsi="Wingdings" w:hint="default"/>
+        <w:sz w:val="20"/>
+      </w:rPr>
+    </w:lvl>
+    <w:lvl w:ilvl="3" w:tentative="1">
+      <w:start w:val="1"/>
+      <w:numFmt w:val="bullet"/>
+      <w:lvlText w:val=""/>
+      <w:lvlJc w:val="left"/>
+      <w:pPr>
+        <w:tabs>
+          <w:tab w:val="num" w:pos="2880"/>
+        </w:tabs>
+        <w:ind w:left="2880" w:hanging="360"/>
+      </w:pPr>
+      <w:rPr>
+        <w:rFonts w:ascii="Wingdings" w:hAnsi="Wingdings" w:hint="default"/>
+        <w:sz w:val="20"/>
+      </w:rPr>
+    </w:lvl>
+    <w:lvl w:ilvl="4" w:tentative="1">
+      <w:start w:val="1"/>
+      <w:numFmt w:val="bullet"/>
+      <w:lvlText w:val=""/>
+      <w:lvlJc w:val="left"/>
+      <w:pPr>
+        <w:tabs>
+          <w:tab w:val="num" w:pos="3600"/>
+        </w:tabs>
+        <w:ind w:left="3600" w:hanging="360"/>
+      </w:pPr>
+      <w:rPr>
+        <w:rFonts w:ascii="Wingdings" w:hAnsi="Wingdings" w:hint="default"/>
+        <w:sz w:val="20"/>
+      </w:rPr>
+    </w:lvl>
+    <w:lvl w:ilvl="5" w:tentative="1">
+      <w:start w:val="1"/>
+      <w:numFmt w:val="bullet"/>
+      <w:lvlText w:val=""/>
+      <w:lvlJc w:val="left"/>
+      <w:pPr>
+        <w:tabs>
+          <w:tab w:val="num" w:pos="4320"/>
+        </w:tabs>
+        <w:ind w:left="4320" w:hanging="360"/>
+      </w:pPr>
+      <w:rPr>
+        <w:rFonts w:ascii="Wingdings" w:hAnsi="Wingdings" w:hint="default"/>
+        <w:sz w:val="20"/>
+      </w:rPr>
+    </w:lvl>
+    <w:lvl w:ilvl="6" w:tentative="1">
+      <w:start w:val="1"/>
+      <w:numFmt w:val="bullet"/>
+      <w:lvlText w:val=""/>
+      <w:lvlJc w:val="left"/>
+      <w:pPr>
+        <w:tabs>
+          <w:tab w:val="num" w:pos="5040"/>
+        </w:tabs>
+        <w:ind w:left="5040" w:hanging="360"/>
+      </w:pPr>
+      <w:rPr>
+        <w:rFonts w:ascii="Wingdings" w:hAnsi="Wingdings" w:hint="default"/>
+        <w:sz w:val="20"/>
+      </w:rPr>
+    </w:lvl>
+    <w:lvl w:ilvl="7" w:tentative="1">
+      <w:start w:val="1"/>
+      <w:numFmt w:val="bullet"/>
+      <w:lvlText w:val=""/>
+      <w:lvlJc w:val="left"/>
+      <w:pPr>
+        <w:tabs>
+          <w:tab w:val="num" w:pos="5760"/>
+        </w:tabs>
+        <w:ind w:left="5760" w:hanging="360"/>
+      </w:pPr>
+      <w:rPr>
+        <w:rFonts w:ascii="Wingdings" w:hAnsi="Wingdings" w:hint="default"/>
+        <w:sz w:val="20"/>
+      </w:rPr>
+    </w:lvl>
+    <w:lvl w:ilvl="8" w:tentative="1">
+      <w:start w:val="1"/>
+      <w:numFmt w:val="bullet"/>
+      <w:lvlText w:val=""/>
+      <w:lvlJc w:val="left"/>
+      <w:pPr>
+        <w:tabs>
+          <w:tab w:val="num" w:pos="6480"/>
+        </w:tabs>
+        <w:ind w:left="6480" w:hanging="360"/>
+      </w:pPr>
+      <w:rPr>
+        <w:rFonts w:ascii="Wingdings" w:hAnsi="Wingdings" w:hint="default"/>
+        <w:sz w:val="20"/>
+      </w:rPr>
+    </w:lvl>
+  </w:abstractNum>
+  <w:abstractNum w:abstractNumId="6" w15:restartNumberingAfterBreak="0">
+    <w:nsid w:val="27F17716"/>
+    <w:multiLevelType w:val="multilevel"/>
+    <w:tmpl w:val="B310F76C"/>
+    <w:lvl w:ilvl="0">
+      <w:start w:val="1"/>
+      <w:numFmt w:val="bullet"/>
+      <w:lvlText w:val=""/>
+      <w:lvlJc w:val="left"/>
+      <w:pPr>
+        <w:tabs>
+          <w:tab w:val="num" w:pos="720"/>
+        </w:tabs>
+        <w:ind w:left="720" w:hanging="360"/>
+      </w:pPr>
+      <w:rPr>
+        <w:rFonts w:ascii="Symbol" w:hAnsi="Symbol" w:hint="default"/>
+        <w:sz w:val="20"/>
+      </w:rPr>
+    </w:lvl>
+    <w:lvl w:ilvl="1" w:tentative="1">
+      <w:start w:val="1"/>
+      <w:numFmt w:val="bullet"/>
+      <w:lvlText w:val="o"/>
+      <w:lvlJc w:val="left"/>
+      <w:pPr>
+        <w:tabs>
+          <w:tab w:val="num" w:pos="1440"/>
+        </w:tabs>
+        <w:ind w:left="1440" w:hanging="360"/>
+      </w:pPr>
+      <w:rPr>
+        <w:rFonts w:ascii="Courier New" w:hAnsi="Courier New" w:hint="default"/>
+        <w:sz w:val="20"/>
+      </w:rPr>
+    </w:lvl>
+    <w:lvl w:ilvl="2" w:tentative="1">
+      <w:start w:val="1"/>
+      <w:numFmt w:val="bullet"/>
+      <w:lvlText w:val=""/>
+      <w:lvlJc w:val="left"/>
+      <w:pPr>
+        <w:tabs>
+          <w:tab w:val="num" w:pos="2160"/>
+        </w:tabs>
+        <w:ind w:left="2160" w:hanging="360"/>
+      </w:pPr>
+      <w:rPr>
+        <w:rFonts w:ascii="Wingdings" w:hAnsi="Wingdings" w:hint="default"/>
+        <w:sz w:val="20"/>
+      </w:rPr>
+    </w:lvl>
+    <w:lvl w:ilvl="3" w:tentative="1">
+      <w:start w:val="1"/>
+      <w:numFmt w:val="bullet"/>
+      <w:lvlText w:val=""/>
+      <w:lvlJc w:val="left"/>
+      <w:pPr>
+        <w:tabs>
+          <w:tab w:val="num" w:pos="2880"/>
+        </w:tabs>
+        <w:ind w:left="2880" w:hanging="360"/>
+      </w:pPr>
+      <w:rPr>
+        <w:rFonts w:ascii="Wingdings" w:hAnsi="Wingdings" w:hint="default"/>
+        <w:sz w:val="20"/>
+      </w:rPr>
+    </w:lvl>
+    <w:lvl w:ilvl="4" w:tentative="1">
+      <w:start w:val="1"/>
+      <w:numFmt w:val="bullet"/>
+      <w:lvlText w:val=""/>
+      <w:lvlJc w:val="left"/>
+      <w:pPr>
+        <w:tabs>
+          <w:tab w:val="num" w:pos="3600"/>
+        </w:tabs>
+        <w:ind w:left="3600" w:hanging="360"/>
+      </w:pPr>
+      <w:rPr>
+        <w:rFonts w:ascii="Wingdings" w:hAnsi="Wingdings" w:hint="default"/>
+        <w:sz w:val="20"/>
+      </w:rPr>
+    </w:lvl>
+    <w:lvl w:ilvl="5" w:tentative="1">
+      <w:start w:val="1"/>
+      <w:numFmt w:val="bullet"/>
+      <w:lvlText w:val=""/>
+      <w:lvlJc w:val="left"/>
+      <w:pPr>
+        <w:tabs>
+          <w:tab w:val="num" w:pos="4320"/>
+        </w:tabs>
+        <w:ind w:left="4320" w:hanging="360"/>
+      </w:pPr>
+      <w:rPr>
+        <w:rFonts w:ascii="Wingdings" w:hAnsi="Wingdings" w:hint="default"/>
+        <w:sz w:val="20"/>
+      </w:rPr>
+    </w:lvl>
+    <w:lvl w:ilvl="6" w:tentative="1">
+      <w:start w:val="1"/>
+      <w:numFmt w:val="bullet"/>
+      <w:lvlText w:val=""/>
+      <w:lvlJc w:val="left"/>
+      <w:pPr>
+        <w:tabs>
+          <w:tab w:val="num" w:pos="5040"/>
+        </w:tabs>
+        <w:ind w:left="5040" w:hanging="360"/>
+      </w:pPr>
+      <w:rPr>
+        <w:rFonts w:ascii="Wingdings" w:hAnsi="Wingdings" w:hint="default"/>
+        <w:sz w:val="20"/>
+      </w:rPr>
+    </w:lvl>
+    <w:lvl w:ilvl="7" w:tentative="1">
+      <w:start w:val="1"/>
+      <w:numFmt w:val="bullet"/>
+      <w:lvlText w:val=""/>
+      <w:lvlJc w:val="left"/>
+      <w:pPr>
+        <w:tabs>
+          <w:tab w:val="num" w:pos="5760"/>
+        </w:tabs>
+        <w:ind w:left="5760" w:hanging="360"/>
+      </w:pPr>
+      <w:rPr>
+        <w:rFonts w:ascii="Wingdings" w:hAnsi="Wingdings" w:hint="default"/>
+        <w:sz w:val="20"/>
+      </w:rPr>
+    </w:lvl>
+    <w:lvl w:ilvl="8" w:tentative="1">
+      <w:start w:val="1"/>
+      <w:numFmt w:val="bullet"/>
+      <w:lvlText w:val=""/>
+      <w:lvlJc w:val="left"/>
+      <w:pPr>
+        <w:tabs>
+          <w:tab w:val="num" w:pos="6480"/>
+        </w:tabs>
+        <w:ind w:left="6480" w:hanging="360"/>
+      </w:pPr>
+      <w:rPr>
+        <w:rFonts w:ascii="Wingdings" w:hAnsi="Wingdings" w:hint="default"/>
+        <w:sz w:val="20"/>
+      </w:rPr>
+    </w:lvl>
+  </w:abstractNum>
+  <w:abstractNum w:abstractNumId="7" w15:restartNumberingAfterBreak="0">
+    <w:nsid w:val="299C7E3A"/>
+    <w:multiLevelType w:val="multilevel"/>
+    <w:tmpl w:val="92C633AA"/>
+    <w:lvl w:ilvl="0">
+      <w:start w:val="1"/>
+      <w:numFmt w:val="bullet"/>
+      <w:lvlText w:val=""/>
+      <w:lvlJc w:val="left"/>
+      <w:pPr>
+        <w:tabs>
+          <w:tab w:val="num" w:pos="720"/>
+        </w:tabs>
+        <w:ind w:left="720" w:hanging="360"/>
+      </w:pPr>
+      <w:rPr>
+        <w:rFonts w:ascii="Symbol" w:hAnsi="Symbol" w:hint="default"/>
+        <w:sz w:val="20"/>
+      </w:rPr>
+    </w:lvl>
+    <w:lvl w:ilvl="1" w:tentative="1">
+      <w:start w:val="1"/>
+      <w:numFmt w:val="bullet"/>
+      <w:lvlText w:val="o"/>
+      <w:lvlJc w:val="left"/>
+      <w:pPr>
+        <w:tabs>
+          <w:tab w:val="num" w:pos="1440"/>
+        </w:tabs>
+        <w:ind w:left="1440" w:hanging="360"/>
+      </w:pPr>
+      <w:rPr>
+        <w:rFonts w:ascii="Courier New" w:hAnsi="Courier New" w:hint="default"/>
+        <w:sz w:val="20"/>
+      </w:rPr>
+    </w:lvl>
+    <w:lvl w:ilvl="2" w:tentative="1">
+      <w:start w:val="1"/>
+      <w:numFmt w:val="bullet"/>
+      <w:lvlText w:val=""/>
+      <w:lvlJc w:val="left"/>
+      <w:pPr>
+        <w:tabs>
+          <w:tab w:val="num" w:pos="2160"/>
+        </w:tabs>
+        <w:ind w:left="2160" w:hanging="360"/>
+      </w:pPr>
+      <w:rPr>
+        <w:rFonts w:ascii="Wingdings" w:hAnsi="Wingdings" w:hint="default"/>
+        <w:sz w:val="20"/>
+      </w:rPr>
+    </w:lvl>
+    <w:lvl w:ilvl="3" w:tentative="1">
+      <w:start w:val="1"/>
+      <w:numFmt w:val="bullet"/>
+      <w:lvlText w:val=""/>
+      <w:lvlJc w:val="left"/>
+      <w:pPr>
+        <w:tabs>
+          <w:tab w:val="num" w:pos="2880"/>
+        </w:tabs>
+        <w:ind w:left="2880" w:hanging="360"/>
+      </w:pPr>
+      <w:rPr>
+        <w:rFonts w:ascii="Wingdings" w:hAnsi="Wingdings" w:hint="default"/>
+        <w:sz w:val="20"/>
+      </w:rPr>
+    </w:lvl>
+    <w:lvl w:ilvl="4" w:tentative="1">
+      <w:start w:val="1"/>
+      <w:numFmt w:val="bullet"/>
+      <w:lvlText w:val=""/>
+      <w:lvlJc w:val="left"/>
+      <w:pPr>
+        <w:tabs>
+          <w:tab w:val="num" w:pos="3600"/>
+        </w:tabs>
+        <w:ind w:left="3600" w:hanging="360"/>
+      </w:pPr>
+      <w:rPr>
+        <w:rFonts w:ascii="Wingdings" w:hAnsi="Wingdings" w:hint="default"/>
+        <w:sz w:val="20"/>
+      </w:rPr>
+    </w:lvl>
+    <w:lvl w:ilvl="5" w:tentative="1">
+      <w:start w:val="1"/>
+      <w:numFmt w:val="bullet"/>
+      <w:lvlText w:val=""/>
+      <w:lvlJc w:val="left"/>
+      <w:pPr>
+        <w:tabs>
+          <w:tab w:val="num" w:pos="4320"/>
+        </w:tabs>
+        <w:ind w:left="4320" w:hanging="360"/>
+      </w:pPr>
+      <w:rPr>
+        <w:rFonts w:ascii="Wingdings" w:hAnsi="Wingdings" w:hint="default"/>
+        <w:sz w:val="20"/>
+      </w:rPr>
+    </w:lvl>
+    <w:lvl w:ilvl="6" w:tentative="1">
+      <w:start w:val="1"/>
+      <w:numFmt w:val="bullet"/>
+      <w:lvlText w:val=""/>
+      <w:lvlJc w:val="left"/>
+      <w:pPr>
+        <w:tabs>
+          <w:tab w:val="num" w:pos="5040"/>
+        </w:tabs>
+        <w:ind w:left="5040" w:hanging="360"/>
+      </w:pPr>
+      <w:rPr>
+        <w:rFonts w:ascii="Wingdings" w:hAnsi="Wingdings" w:hint="default"/>
+        <w:sz w:val="20"/>
+      </w:rPr>
+    </w:lvl>
+    <w:lvl w:ilvl="7" w:tentative="1">
+      <w:start w:val="1"/>
+      <w:numFmt w:val="bullet"/>
+      <w:lvlText w:val=""/>
+      <w:lvlJc w:val="left"/>
+      <w:pPr>
+        <w:tabs>
+          <w:tab w:val="num" w:pos="5760"/>
+        </w:tabs>
+        <w:ind w:left="5760" w:hanging="360"/>
+      </w:pPr>
+      <w:rPr>
+        <w:rFonts w:ascii="Wingdings" w:hAnsi="Wingdings" w:hint="default"/>
+        <w:sz w:val="20"/>
+      </w:rPr>
+    </w:lvl>
+    <w:lvl w:ilvl="8" w:tentative="1">
+      <w:start w:val="1"/>
+      <w:numFmt w:val="bullet"/>
+      <w:lvlText w:val=""/>
+      <w:lvlJc w:val="left"/>
+      <w:pPr>
+        <w:tabs>
+          <w:tab w:val="num" w:pos="6480"/>
+        </w:tabs>
+        <w:ind w:left="6480" w:hanging="360"/>
+      </w:pPr>
+      <w:rPr>
+        <w:rFonts w:ascii="Wingdings" w:hAnsi="Wingdings" w:hint="default"/>
+        <w:sz w:val="20"/>
+      </w:rPr>
+    </w:lvl>
+  </w:abstractNum>
+  <w:abstractNum w:abstractNumId="8" w15:restartNumberingAfterBreak="0">
+    <w:nsid w:val="36841863"/>
+    <w:multiLevelType w:val="multilevel"/>
+    <w:tmpl w:val="802C9C18"/>
+    <w:lvl w:ilvl="0">
+      <w:start w:val="1"/>
+      <w:numFmt w:val="bullet"/>
+      <w:lvlText w:val=""/>
+      <w:lvlJc w:val="left"/>
+      <w:pPr>
+        <w:tabs>
+          <w:tab w:val="num" w:pos="720"/>
+        </w:tabs>
+        <w:ind w:left="720" w:hanging="360"/>
+      </w:pPr>
+      <w:rPr>
+        <w:rFonts w:ascii="Symbol" w:hAnsi="Symbol" w:hint="default"/>
+        <w:sz w:val="20"/>
+      </w:rPr>
+    </w:lvl>
+    <w:lvl w:ilvl="1" w:tentative="1">
+      <w:start w:val="1"/>
+      <w:numFmt w:val="bullet"/>
+      <w:lvlText w:val="o"/>
+      <w:lvlJc w:val="left"/>
+      <w:pPr>
+        <w:tabs>
+          <w:tab w:val="num" w:pos="1440"/>
+        </w:tabs>
+        <w:ind w:left="1440" w:hanging="360"/>
+      </w:pPr>
+      <w:rPr>
+        <w:rFonts w:ascii="Courier New" w:hAnsi="Courier New" w:hint="default"/>
+        <w:sz w:val="20"/>
+      </w:rPr>
+    </w:lvl>
+    <w:lvl w:ilvl="2" w:tentative="1">
+      <w:start w:val="1"/>
+      <w:numFmt w:val="bullet"/>
+      <w:lvlText w:val=""/>
+      <w:lvlJc w:val="left"/>
+      <w:pPr>
+        <w:tabs>
+          <w:tab w:val="num" w:pos="2160"/>
+        </w:tabs>
+        <w:ind w:left="2160" w:hanging="360"/>
+      </w:pPr>
+      <w:rPr>
+        <w:rFonts w:ascii="Wingdings" w:hAnsi="Wingdings" w:hint="default"/>
+        <w:sz w:val="20"/>
+      </w:rPr>
+    </w:lvl>
+    <w:lvl w:ilvl="3" w:tentative="1">
+      <w:start w:val="1"/>
+      <w:numFmt w:val="bullet"/>
+      <w:lvlText w:val=""/>
+      <w:lvlJc w:val="left"/>
+      <w:pPr>
+        <w:tabs>
+          <w:tab w:val="num" w:pos="2880"/>
+        </w:tabs>
+        <w:ind w:left="2880" w:hanging="360"/>
+      </w:pPr>
+      <w:rPr>
+        <w:rFonts w:ascii="Wingdings" w:hAnsi="Wingdings" w:hint="default"/>
+        <w:sz w:val="20"/>
+      </w:rPr>
+    </w:lvl>
+    <w:lvl w:ilvl="4" w:tentative="1">
+      <w:start w:val="1"/>
+      <w:numFmt w:val="bullet"/>
+      <w:lvlText w:val=""/>
+      <w:lvlJc w:val="left"/>
+      <w:pPr>
+        <w:tabs>
+          <w:tab w:val="num" w:pos="3600"/>
+        </w:tabs>
+        <w:ind w:left="3600" w:hanging="360"/>
+      </w:pPr>
+      <w:rPr>
+        <w:rFonts w:ascii="Wingdings" w:hAnsi="Wingdings" w:hint="default"/>
+        <w:sz w:val="20"/>
+      </w:rPr>
+    </w:lvl>
+    <w:lvl w:ilvl="5" w:tentative="1">
+      <w:start w:val="1"/>
+      <w:numFmt w:val="bullet"/>
+      <w:lvlText w:val=""/>
+      <w:lvlJc w:val="left"/>
+      <w:pPr>
+        <w:tabs>
+          <w:tab w:val="num" w:pos="4320"/>
+        </w:tabs>
+        <w:ind w:left="4320" w:hanging="360"/>
+      </w:pPr>
+      <w:rPr>
+        <w:rFonts w:ascii="Wingdings" w:hAnsi="Wingdings" w:hint="default"/>
+        <w:sz w:val="20"/>
+      </w:rPr>
+    </w:lvl>
+    <w:lvl w:ilvl="6" w:tentative="1">
+      <w:start w:val="1"/>
+      <w:numFmt w:val="bullet"/>
+      <w:lvlText w:val=""/>
+      <w:lvlJc w:val="left"/>
+      <w:pPr>
+        <w:tabs>
+          <w:tab w:val="num" w:pos="5040"/>
+        </w:tabs>
+        <w:ind w:left="5040" w:hanging="360"/>
+      </w:pPr>
+      <w:rPr>
+        <w:rFonts w:ascii="Wingdings" w:hAnsi="Wingdings" w:hint="default"/>
+        <w:sz w:val="20"/>
+      </w:rPr>
+    </w:lvl>
+    <w:lvl w:ilvl="7" w:tentative="1">
+      <w:start w:val="1"/>
+      <w:numFmt w:val="bullet"/>
+      <w:lvlText w:val=""/>
+      <w:lvlJc w:val="left"/>
+      <w:pPr>
+        <w:tabs>
+          <w:tab w:val="num" w:pos="5760"/>
+        </w:tabs>
+        <w:ind w:left="5760" w:hanging="360"/>
+      </w:pPr>
+      <w:rPr>
+        <w:rFonts w:ascii="Wingdings" w:hAnsi="Wingdings" w:hint="default"/>
+        <w:sz w:val="20"/>
+      </w:rPr>
+    </w:lvl>
+    <w:lvl w:ilvl="8" w:tentative="1">
+      <w:start w:val="1"/>
+      <w:numFmt w:val="bullet"/>
+      <w:lvlText w:val=""/>
+      <w:lvlJc w:val="left"/>
+      <w:pPr>
+        <w:tabs>
+          <w:tab w:val="num" w:pos="6480"/>
+        </w:tabs>
+        <w:ind w:left="6480" w:hanging="360"/>
+      </w:pPr>
+      <w:rPr>
+        <w:rFonts w:ascii="Wingdings" w:hAnsi="Wingdings" w:hint="default"/>
+        <w:sz w:val="20"/>
+      </w:rPr>
+    </w:lvl>
+  </w:abstractNum>
+  <w:abstractNum w:abstractNumId="9" w15:restartNumberingAfterBreak="0">
+    <w:nsid w:val="3A853CC0"/>
+    <w:multiLevelType w:val="multilevel"/>
+    <w:tmpl w:val="90FA3750"/>
+    <w:lvl w:ilvl="0">
+      <w:start w:val="1"/>
+      <w:numFmt w:val="bullet"/>
+      <w:lvlText w:val=""/>
+      <w:lvlJc w:val="left"/>
+      <w:pPr>
+        <w:tabs>
+          <w:tab w:val="num" w:pos="720"/>
+        </w:tabs>
+        <w:ind w:left="720" w:hanging="360"/>
+      </w:pPr>
+      <w:rPr>
+        <w:rFonts w:ascii="Symbol" w:hAnsi="Symbol" w:hint="default"/>
+        <w:sz w:val="20"/>
+      </w:rPr>
+    </w:lvl>
+    <w:lvl w:ilvl="1" w:tentative="1">
+      <w:start w:val="1"/>
+      <w:numFmt w:val="bullet"/>
+      <w:lvlText w:val="o"/>
+      <w:lvlJc w:val="left"/>
+      <w:pPr>
+        <w:tabs>
+          <w:tab w:val="num" w:pos="1440"/>
+        </w:tabs>
+        <w:ind w:left="1440" w:hanging="360"/>
+      </w:pPr>
+      <w:rPr>
+        <w:rFonts w:ascii="Courier New" w:hAnsi="Courier New" w:hint="default"/>
+        <w:sz w:val="20"/>
+      </w:rPr>
+    </w:lvl>
+    <w:lvl w:ilvl="2" w:tentative="1">
+      <w:start w:val="1"/>
+      <w:numFmt w:val="bullet"/>
+      <w:lvlText w:val=""/>
+      <w:lvlJc w:val="left"/>
+      <w:pPr>
+        <w:tabs>
+          <w:tab w:val="num" w:pos="2160"/>
+        </w:tabs>
+        <w:ind w:left="2160" w:hanging="360"/>
+      </w:pPr>
+      <w:rPr>
+        <w:rFonts w:ascii="Wingdings" w:hAnsi="Wingdings" w:hint="default"/>
+        <w:sz w:val="20"/>
+      </w:rPr>
+    </w:lvl>
+    <w:lvl w:ilvl="3" w:tentative="1">
+      <w:start w:val="1"/>
+      <w:numFmt w:val="bullet"/>
+      <w:lvlText w:val=""/>
+      <w:lvlJc w:val="left"/>
+      <w:pPr>
+        <w:tabs>
+          <w:tab w:val="num" w:pos="2880"/>
+        </w:tabs>
+        <w:ind w:left="2880" w:hanging="360"/>
+      </w:pPr>
+      <w:rPr>
+        <w:rFonts w:ascii="Wingdings" w:hAnsi="Wingdings" w:hint="default"/>
+        <w:sz w:val="20"/>
+      </w:rPr>
+    </w:lvl>
+    <w:lvl w:ilvl="4" w:tentative="1">
+      <w:start w:val="1"/>
+      <w:numFmt w:val="bullet"/>
+      <w:lvlText w:val=""/>
+      <w:lvlJc w:val="left"/>
+      <w:pPr>
+        <w:tabs>
+          <w:tab w:val="num" w:pos="3600"/>
+        </w:tabs>
+        <w:ind w:left="3600" w:hanging="360"/>
+      </w:pPr>
+      <w:rPr>
+        <w:rFonts w:ascii="Wingdings" w:hAnsi="Wingdings" w:hint="default"/>
+        <w:sz w:val="20"/>
+      </w:rPr>
+    </w:lvl>
+    <w:lvl w:ilvl="5" w:tentative="1">
+      <w:start w:val="1"/>
+      <w:numFmt w:val="bullet"/>
+      <w:lvlText w:val=""/>
+      <w:lvlJc w:val="left"/>
+      <w:pPr>
+        <w:tabs>
+          <w:tab w:val="num" w:pos="4320"/>
+        </w:tabs>
+        <w:ind w:left="4320" w:hanging="360"/>
+      </w:pPr>
+      <w:rPr>
+        <w:rFonts w:ascii="Wingdings" w:hAnsi="Wingdings" w:hint="default"/>
+        <w:sz w:val="20"/>
+      </w:rPr>
+    </w:lvl>
+    <w:lvl w:ilvl="6" w:tentative="1">
+      <w:start w:val="1"/>
+      <w:numFmt w:val="bullet"/>
+      <w:lvlText w:val=""/>
+      <w:lvlJc w:val="left"/>
+      <w:pPr>
+        <w:tabs>
+          <w:tab w:val="num" w:pos="5040"/>
+        </w:tabs>
+        <w:ind w:left="5040" w:hanging="360"/>
+      </w:pPr>
+      <w:rPr>
+        <w:rFonts w:ascii="Wingdings" w:hAnsi="Wingdings" w:hint="default"/>
+        <w:sz w:val="20"/>
+      </w:rPr>
+    </w:lvl>
+    <w:lvl w:ilvl="7" w:tentative="1">
+      <w:start w:val="1"/>
+      <w:numFmt w:val="bullet"/>
+      <w:lvlText w:val=""/>
+      <w:lvlJc w:val="left"/>
+      <w:pPr>
+        <w:tabs>
+          <w:tab w:val="num" w:pos="5760"/>
+        </w:tabs>
+        <w:ind w:left="5760" w:hanging="360"/>
+      </w:pPr>
+      <w:rPr>
+        <w:rFonts w:ascii="Wingdings" w:hAnsi="Wingdings" w:hint="default"/>
+        <w:sz w:val="20"/>
+      </w:rPr>
+    </w:lvl>
+    <w:lvl w:ilvl="8" w:tentative="1">
+      <w:start w:val="1"/>
+      <w:numFmt w:val="bullet"/>
+      <w:lvlText w:val=""/>
+      <w:lvlJc w:val="left"/>
+      <w:pPr>
+        <w:tabs>
+          <w:tab w:val="num" w:pos="6480"/>
+        </w:tabs>
+        <w:ind w:left="6480" w:hanging="360"/>
+      </w:pPr>
+      <w:rPr>
+        <w:rFonts w:ascii="Wingdings" w:hAnsi="Wingdings" w:hint="default"/>
+        <w:sz w:val="20"/>
+      </w:rPr>
+    </w:lvl>
+  </w:abstractNum>
+  <w:abstractNum w:abstractNumId="10" w15:restartNumberingAfterBreak="0">
+    <w:nsid w:val="3D0F38F0"/>
+    <w:multiLevelType w:val="hybridMultilevel"/>
+    <w:tmpl w:val="5A8C2A64"/>
+    <w:lvl w:ilvl="0" w:tplc="0409000B">
+      <w:start w:val="1"/>
+      <w:numFmt w:val="bullet"/>
+      <w:lvlText w:val=""/>
+      <w:lvlJc w:val="left"/>
+      <w:pPr>
+        <w:ind w:left="720" w:hanging="360"/>
+      </w:pPr>
+      <w:rPr>
+        <w:rFonts w:ascii="Wingdings" w:hAnsi="Wingdings" w:hint="default"/>
+      </w:rPr>
+    </w:lvl>
+    <w:lvl w:ilvl="1" w:tplc="04090003" w:tentative="1">
+      <w:start w:val="1"/>
+      <w:numFmt w:val="bullet"/>
+      <w:lvlText w:val="o"/>
+      <w:lvlJc w:val="left"/>
+      <w:pPr>
+        <w:ind w:left="1440" w:hanging="360"/>
+      </w:pPr>
+      <w:rPr>
+        <w:rFonts w:ascii="Courier New" w:hAnsi="Courier New" w:cs="Courier New" w:hint="default"/>
+      </w:rPr>
+    </w:lvl>
+    <w:lvl w:ilvl="2" w:tplc="04090005" w:tentative="1">
+      <w:start w:val="1"/>
+      <w:numFmt w:val="bullet"/>
+      <w:lvlText w:val=""/>
+      <w:lvlJc w:val="left"/>
+      <w:pPr>
+        <w:ind w:left="2160" w:hanging="360"/>
+      </w:pPr>
+      <w:rPr>
+        <w:rFonts w:ascii="Wingdings" w:hAnsi="Wingdings" w:hint="default"/>
+      </w:rPr>
+    </w:lvl>
+    <w:lvl w:ilvl="3" w:tplc="04090001" w:tentative="1">
+      <w:start w:val="1"/>
+      <w:numFmt w:val="bullet"/>
+      <w:lvlText w:val=""/>
+      <w:lvlJc w:val="left"/>
+      <w:pPr>
+        <w:ind w:left="2880" w:hanging="360"/>
+      </w:pPr>
+      <w:rPr>
+        <w:rFonts w:ascii="Symbol" w:hAnsi="Symbol" w:hint="default"/>
+      </w:rPr>
+    </w:lvl>
+    <w:lvl w:ilvl="4" w:tplc="04090003" w:tentative="1">
+      <w:start w:val="1"/>
+      <w:numFmt w:val="bullet"/>
+      <w:lvlText w:val="o"/>
+      <w:lvlJc w:val="left"/>
+      <w:pPr>
+        <w:ind w:left="3600" w:hanging="360"/>
+      </w:pPr>
+      <w:rPr>
+        <w:rFonts w:ascii="Courier New" w:hAnsi="Courier New" w:cs="Courier New" w:hint="default"/>
+      </w:rPr>
+    </w:lvl>
+    <w:lvl w:ilvl="5" w:tplc="04090005" w:tentative="1">
+      <w:start w:val="1"/>
+      <w:numFmt w:val="bullet"/>
+      <w:lvlText w:val=""/>
+      <w:lvlJc w:val="left"/>
+      <w:pPr>
+        <w:ind w:left="4320" w:hanging="360"/>
+      </w:pPr>
+      <w:rPr>
+        <w:rFonts w:ascii="Wingdings" w:hAnsi="Wingdings" w:hint="default"/>
+      </w:rPr>
+    </w:lvl>
+    <w:lvl w:ilvl="6" w:tplc="04090001" w:tentative="1">
+      <w:start w:val="1"/>
+      <w:numFmt w:val="bullet"/>
+      <w:lvlText w:val=""/>
+      <w:lvlJc w:val="left"/>
+      <w:pPr>
+        <w:ind w:left="5040" w:hanging="360"/>
+      </w:pPr>
+      <w:rPr>
+        <w:rFonts w:ascii="Symbol" w:hAnsi="Symbol" w:hint="default"/>
+      </w:rPr>
+    </w:lvl>
+    <w:lvl w:ilvl="7" w:tplc="04090003" w:tentative="1">
+      <w:start w:val="1"/>
+      <w:numFmt w:val="bullet"/>
+      <w:lvlText w:val="o"/>
+      <w:lvlJc w:val="left"/>
+      <w:pPr>
+        <w:ind w:left="5760" w:hanging="360"/>
+      </w:pPr>
+      <w:rPr>
+        <w:rFonts w:ascii="Courier New" w:hAnsi="Courier New" w:cs="Courier New" w:hint="default"/>
+      </w:rPr>
+    </w:lvl>
+    <w:lvl w:ilvl="8" w:tplc="04090005" w:tentative="1">
+      <w:start w:val="1"/>
+      <w:numFmt w:val="bullet"/>
+      <w:lvlText w:val=""/>
+      <w:lvlJc w:val="left"/>
+      <w:pPr>
+        <w:ind w:left="6480" w:hanging="360"/>
+      </w:pPr>
+      <w:rPr>
+        <w:rFonts w:ascii="Wingdings" w:hAnsi="Wingdings" w:hint="default"/>
+      </w:rPr>
+    </w:lvl>
+  </w:abstractNum>
+  <w:abstractNum w:abstractNumId="11" w15:restartNumberingAfterBreak="0">
+    <w:nsid w:val="524E4FC2"/>
+    <w:multiLevelType w:val="multilevel"/>
+    <w:tmpl w:val="1B74A32C"/>
+    <w:lvl w:ilvl="0">
+      <w:start w:val="1"/>
+      <w:numFmt w:val="bullet"/>
+      <w:lvlText w:val=""/>
+      <w:lvlJc w:val="left"/>
+      <w:pPr>
+        <w:tabs>
+          <w:tab w:val="num" w:pos="720"/>
+        </w:tabs>
+        <w:ind w:left="720" w:hanging="360"/>
+      </w:pPr>
+      <w:rPr>
+        <w:rFonts w:ascii="Symbol" w:hAnsi="Symbol" w:hint="default"/>
+        <w:sz w:val="20"/>
+      </w:rPr>
+    </w:lvl>
+    <w:lvl w:ilvl="1" w:tentative="1">
+      <w:start w:val="1"/>
+      <w:numFmt w:val="bullet"/>
+      <w:lvlText w:val="o"/>
+      <w:lvlJc w:val="left"/>
+      <w:pPr>
+        <w:tabs>
+          <w:tab w:val="num" w:pos="1440"/>
+        </w:tabs>
+        <w:ind w:left="1440" w:hanging="360"/>
+      </w:pPr>
+      <w:rPr>
+        <w:rFonts w:ascii="Courier New" w:hAnsi="Courier New" w:hint="default"/>
+        <w:sz w:val="20"/>
+      </w:rPr>
+    </w:lvl>
+    <w:lvl w:ilvl="2" w:tentative="1">
+      <w:start w:val="1"/>
+      <w:numFmt w:val="bullet"/>
+      <w:lvlText w:val=""/>
+      <w:lvlJc w:val="left"/>
+      <w:pPr>
+        <w:tabs>
+          <w:tab w:val="num" w:pos="2160"/>
+        </w:tabs>
+        <w:ind w:left="2160" w:hanging="360"/>
+      </w:pPr>
+      <w:rPr>
+        <w:rFonts w:ascii="Wingdings" w:hAnsi="Wingdings" w:hint="default"/>
+        <w:sz w:val="20"/>
+      </w:rPr>
+    </w:lvl>
+    <w:lvl w:ilvl="3" w:tentative="1">
+      <w:start w:val="1"/>
+      <w:numFmt w:val="bullet"/>
+      <w:lvlText w:val=""/>
+      <w:lvlJc w:val="left"/>
+      <w:pPr>
+        <w:tabs>
+          <w:tab w:val="num" w:pos="2880"/>
+        </w:tabs>
+        <w:ind w:left="2880" w:hanging="360"/>
+      </w:pPr>
+      <w:rPr>
+        <w:rFonts w:ascii="Wingdings" w:hAnsi="Wingdings" w:hint="default"/>
+        <w:sz w:val="20"/>
+      </w:rPr>
+    </w:lvl>
+    <w:lvl w:ilvl="4" w:tentative="1">
+      <w:start w:val="1"/>
+      <w:numFmt w:val="bullet"/>
+      <w:lvlText w:val=""/>
+      <w:lvlJc w:val="left"/>
+      <w:pPr>
+        <w:tabs>
+          <w:tab w:val="num" w:pos="3600"/>
+        </w:tabs>
+        <w:ind w:left="3600" w:hanging="360"/>
+      </w:pPr>
+      <w:rPr>
+        <w:rFonts w:ascii="Wingdings" w:hAnsi="Wingdings" w:hint="default"/>
+        <w:sz w:val="20"/>
+      </w:rPr>
+    </w:lvl>
+    <w:lvl w:ilvl="5" w:tentative="1">
+      <w:start w:val="1"/>
+      <w:numFmt w:val="bullet"/>
+      <w:lvlText w:val=""/>
+      <w:lvlJc w:val="left"/>
+      <w:pPr>
+        <w:tabs>
+          <w:tab w:val="num" w:pos="4320"/>
+        </w:tabs>
+        <w:ind w:left="4320" w:hanging="360"/>
+      </w:pPr>
+      <w:rPr>
+        <w:rFonts w:ascii="Wingdings" w:hAnsi="Wingdings" w:hint="default"/>
+        <w:sz w:val="20"/>
+      </w:rPr>
+    </w:lvl>
+    <w:lvl w:ilvl="6" w:tentative="1">
+      <w:start w:val="1"/>
+      <w:numFmt w:val="bullet"/>
+      <w:lvlText w:val=""/>
+      <w:lvlJc w:val="left"/>
+      <w:pPr>
+        <w:tabs>
+          <w:tab w:val="num" w:pos="5040"/>
+        </w:tabs>
+        <w:ind w:left="5040" w:hanging="360"/>
+      </w:pPr>
+      <w:rPr>
+        <w:rFonts w:ascii="Wingdings" w:hAnsi="Wingdings" w:hint="default"/>
+        <w:sz w:val="20"/>
+      </w:rPr>
+    </w:lvl>
+    <w:lvl w:ilvl="7" w:tentative="1">
+      <w:start w:val="1"/>
+      <w:numFmt w:val="bullet"/>
+      <w:lvlText w:val=""/>
+      <w:lvlJc w:val="left"/>
+      <w:pPr>
+        <w:tabs>
+          <w:tab w:val="num" w:pos="5760"/>
+        </w:tabs>
+        <w:ind w:left="5760" w:hanging="360"/>
+      </w:pPr>
+      <w:rPr>
+        <w:rFonts w:ascii="Wingdings" w:hAnsi="Wingdings" w:hint="default"/>
+        <w:sz w:val="20"/>
+      </w:rPr>
+    </w:lvl>
+    <w:lvl w:ilvl="8" w:tentative="1">
+      <w:start w:val="1"/>
+      <w:numFmt w:val="bullet"/>
+      <w:lvlText w:val=""/>
+      <w:lvlJc w:val="left"/>
+      <w:pPr>
+        <w:tabs>
+          <w:tab w:val="num" w:pos="6480"/>
+        </w:tabs>
+        <w:ind w:left="6480" w:hanging="360"/>
+      </w:pPr>
+      <w:rPr>
+        <w:rFonts w:ascii="Wingdings" w:hAnsi="Wingdings" w:hint="default"/>
+        <w:sz w:val="20"/>
+      </w:rPr>
+    </w:lvl>
+  </w:abstractNum>
+  <w:abstractNum w:abstractNumId="12" w15:restartNumberingAfterBreak="0">
+    <w:nsid w:val="561A733D"/>
+    <w:multiLevelType w:val="multilevel"/>
+    <w:tmpl w:val="759ECCA6"/>
+    <w:lvl w:ilvl="0">
+      <w:start w:val="1"/>
+      <w:numFmt w:val="bullet"/>
+      <w:lvlText w:val=""/>
+      <w:lvlJc w:val="left"/>
+      <w:pPr>
+        <w:tabs>
+          <w:tab w:val="num" w:pos="720"/>
+        </w:tabs>
+        <w:ind w:left="720" w:hanging="360"/>
+      </w:pPr>
+      <w:rPr>
+        <w:rFonts w:ascii="Symbol" w:hAnsi="Symbol" w:hint="default"/>
+        <w:sz w:val="20"/>
+      </w:rPr>
+    </w:lvl>
+    <w:lvl w:ilvl="1" w:tentative="1">
+      <w:start w:val="1"/>
+      <w:numFmt w:val="bullet"/>
+      <w:lvlText w:val="o"/>
+      <w:lvlJc w:val="left"/>
+      <w:pPr>
+        <w:tabs>
+          <w:tab w:val="num" w:pos="1440"/>
+        </w:tabs>
+        <w:ind w:left="1440" w:hanging="360"/>
+      </w:pPr>
+      <w:rPr>
+        <w:rFonts w:ascii="Courier New" w:hAnsi="Courier New" w:hint="default"/>
+        <w:sz w:val="20"/>
+      </w:rPr>
+    </w:lvl>
+    <w:lvl w:ilvl="2" w:tentative="1">
+      <w:start w:val="1"/>
+      <w:numFmt w:val="bullet"/>
+      <w:lvlText w:val=""/>
+      <w:lvlJc w:val="left"/>
+      <w:pPr>
+        <w:tabs>
+          <w:tab w:val="num" w:pos="2160"/>
+        </w:tabs>
+        <w:ind w:left="2160" w:hanging="360"/>
+      </w:pPr>
+      <w:rPr>
+        <w:rFonts w:ascii="Wingdings" w:hAnsi="Wingdings" w:hint="default"/>
+        <w:sz w:val="20"/>
+      </w:rPr>
+    </w:lvl>
+    <w:lvl w:ilvl="3" w:tentative="1">
+      <w:start w:val="1"/>
+      <w:numFmt w:val="bullet"/>
+      <w:lvlText w:val=""/>
+      <w:lvlJc w:val="left"/>
+      <w:pPr>
+        <w:tabs>
+          <w:tab w:val="num" w:pos="2880"/>
+        </w:tabs>
+        <w:ind w:left="2880" w:hanging="360"/>
+      </w:pPr>
+      <w:rPr>
+        <w:rFonts w:ascii="Wingdings" w:hAnsi="Wingdings" w:hint="default"/>
+        <w:sz w:val="20"/>
+      </w:rPr>
+    </w:lvl>
+    <w:lvl w:ilvl="4" w:tentative="1">
+      <w:start w:val="1"/>
+      <w:numFmt w:val="bullet"/>
+      <w:lvlText w:val=""/>
+      <w:lvlJc w:val="left"/>
+      <w:pPr>
+        <w:tabs>
+          <w:tab w:val="num" w:pos="3600"/>
+        </w:tabs>
+        <w:ind w:left="3600" w:hanging="360"/>
+      </w:pPr>
+      <w:rPr>
+        <w:rFonts w:ascii="Wingdings" w:hAnsi="Wingdings" w:hint="default"/>
+        <w:sz w:val="20"/>
+      </w:rPr>
+    </w:lvl>
+    <w:lvl w:ilvl="5" w:tentative="1">
+      <w:start w:val="1"/>
+      <w:numFmt w:val="bullet"/>
+      <w:lvlText w:val=""/>
+      <w:lvlJc w:val="left"/>
+      <w:pPr>
+        <w:tabs>
+          <w:tab w:val="num" w:pos="4320"/>
+        </w:tabs>
+        <w:ind w:left="4320" w:hanging="360"/>
+      </w:pPr>
+      <w:rPr>
+        <w:rFonts w:ascii="Wingdings" w:hAnsi="Wingdings" w:hint="default"/>
+        <w:sz w:val="20"/>
+      </w:rPr>
+    </w:lvl>
+    <w:lvl w:ilvl="6" w:tentative="1">
+      <w:start w:val="1"/>
+      <w:numFmt w:val="bullet"/>
+      <w:lvlText w:val=""/>
+      <w:lvlJc w:val="left"/>
+      <w:pPr>
+        <w:tabs>
+          <w:tab w:val="num" w:pos="5040"/>
+        </w:tabs>
+        <w:ind w:left="5040" w:hanging="360"/>
+      </w:pPr>
+      <w:rPr>
+        <w:rFonts w:ascii="Wingdings" w:hAnsi="Wingdings" w:hint="default"/>
+        <w:sz w:val="20"/>
+      </w:rPr>
+    </w:lvl>
+    <w:lvl w:ilvl="7" w:tentative="1">
+      <w:start w:val="1"/>
+      <w:numFmt w:val="bullet"/>
+      <w:lvlText w:val=""/>
+      <w:lvlJc w:val="left"/>
+      <w:pPr>
+        <w:tabs>
+          <w:tab w:val="num" w:pos="5760"/>
+        </w:tabs>
+        <w:ind w:left="5760" w:hanging="360"/>
+      </w:pPr>
+      <w:rPr>
+        <w:rFonts w:ascii="Wingdings" w:hAnsi="Wingdings" w:hint="default"/>
+        <w:sz w:val="20"/>
+      </w:rPr>
+    </w:lvl>
+    <w:lvl w:ilvl="8" w:tentative="1">
+      <w:start w:val="1"/>
+      <w:numFmt w:val="bullet"/>
+      <w:lvlText w:val=""/>
+      <w:lvlJc w:val="left"/>
+      <w:pPr>
+        <w:tabs>
+          <w:tab w:val="num" w:pos="6480"/>
+        </w:tabs>
+        <w:ind w:left="6480" w:hanging="360"/>
+      </w:pPr>
+      <w:rPr>
+        <w:rFonts w:ascii="Wingdings" w:hAnsi="Wingdings" w:hint="default"/>
+        <w:sz w:val="20"/>
+      </w:rPr>
+    </w:lvl>
+  </w:abstractNum>
+  <w:abstractNum w:abstractNumId="13" w15:restartNumberingAfterBreak="0">
+    <w:nsid w:val="5A2E5FF8"/>
+    <w:multiLevelType w:val="multilevel"/>
+    <w:tmpl w:val="E19E2F2A"/>
+    <w:lvl w:ilvl="0">
+      <w:start w:val="1"/>
+      <w:numFmt w:val="bullet"/>
+      <w:lvlText w:val=""/>
+      <w:lvlJc w:val="left"/>
+      <w:pPr>
+        <w:tabs>
+          <w:tab w:val="num" w:pos="720"/>
+        </w:tabs>
+        <w:ind w:left="720" w:hanging="360"/>
+      </w:pPr>
+      <w:rPr>
+        <w:rFonts w:ascii="Symbol" w:hAnsi="Symbol" w:hint="default"/>
+        <w:sz w:val="20"/>
+      </w:rPr>
+    </w:lvl>
+    <w:lvl w:ilvl="1" w:tentative="1">
+      <w:start w:val="1"/>
+      <w:numFmt w:val="bullet"/>
+      <w:lvlText w:val="o"/>
+      <w:lvlJc w:val="left"/>
+      <w:pPr>
+        <w:tabs>
+          <w:tab w:val="num" w:pos="1440"/>
+        </w:tabs>
+        <w:ind w:left="1440" w:hanging="360"/>
+      </w:pPr>
+      <w:rPr>
+        <w:rFonts w:ascii="Courier New" w:hAnsi="Courier New" w:hint="default"/>
+        <w:sz w:val="20"/>
+      </w:rPr>
+    </w:lvl>
+    <w:lvl w:ilvl="2" w:tentative="1">
+      <w:start w:val="1"/>
+      <w:numFmt w:val="bullet"/>
+      <w:lvlText w:val=""/>
+      <w:lvlJc w:val="left"/>
+      <w:pPr>
+        <w:tabs>
+          <w:tab w:val="num" w:pos="2160"/>
+        </w:tabs>
+        <w:ind w:left="2160" w:hanging="360"/>
+      </w:pPr>
+      <w:rPr>
+        <w:rFonts w:ascii="Wingdings" w:hAnsi="Wingdings" w:hint="default"/>
+        <w:sz w:val="20"/>
+      </w:rPr>
+    </w:lvl>
+    <w:lvl w:ilvl="3" w:tentative="1">
+      <w:start w:val="1"/>
+      <w:numFmt w:val="bullet"/>
+      <w:lvlText w:val=""/>
+      <w:lvlJc w:val="left"/>
+      <w:pPr>
+        <w:tabs>
+          <w:tab w:val="num" w:pos="2880"/>
+        </w:tabs>
+        <w:ind w:left="2880" w:hanging="360"/>
+      </w:pPr>
+      <w:rPr>
+        <w:rFonts w:ascii="Wingdings" w:hAnsi="Wingdings" w:hint="default"/>
+        <w:sz w:val="20"/>
+      </w:rPr>
+    </w:lvl>
+    <w:lvl w:ilvl="4" w:tentative="1">
+      <w:start w:val="1"/>
+      <w:numFmt w:val="bullet"/>
+      <w:lvlText w:val=""/>
+      <w:lvlJc w:val="left"/>
+      <w:pPr>
+        <w:tabs>
+          <w:tab w:val="num" w:pos="3600"/>
+        </w:tabs>
+        <w:ind w:left="3600" w:hanging="360"/>
+      </w:pPr>
+      <w:rPr>
+        <w:rFonts w:ascii="Wingdings" w:hAnsi="Wingdings" w:hint="default"/>
+        <w:sz w:val="20"/>
+      </w:rPr>
+    </w:lvl>
+    <w:lvl w:ilvl="5" w:tentative="1">
+      <w:start w:val="1"/>
+      <w:numFmt w:val="bullet"/>
+      <w:lvlText w:val=""/>
+      <w:lvlJc w:val="left"/>
+      <w:pPr>
+        <w:tabs>
+          <w:tab w:val="num" w:pos="4320"/>
+        </w:tabs>
+        <w:ind w:left="4320" w:hanging="360"/>
+      </w:pPr>
+      <w:rPr>
+        <w:rFonts w:ascii="Wingdings" w:hAnsi="Wingdings" w:hint="default"/>
+        <w:sz w:val="20"/>
+      </w:rPr>
+    </w:lvl>
+    <w:lvl w:ilvl="6" w:tentative="1">
+      <w:start w:val="1"/>
+      <w:numFmt w:val="bullet"/>
+      <w:lvlText w:val=""/>
+      <w:lvlJc w:val="left"/>
+      <w:pPr>
+        <w:tabs>
+          <w:tab w:val="num" w:pos="5040"/>
+        </w:tabs>
+        <w:ind w:left="5040" w:hanging="360"/>
+      </w:pPr>
+      <w:rPr>
+        <w:rFonts w:ascii="Wingdings" w:hAnsi="Wingdings" w:hint="default"/>
+        <w:sz w:val="20"/>
+      </w:rPr>
+    </w:lvl>
+    <w:lvl w:ilvl="7" w:tentative="1">
+      <w:start w:val="1"/>
+      <w:numFmt w:val="bullet"/>
+      <w:lvlText w:val=""/>
+      <w:lvlJc w:val="left"/>
+      <w:pPr>
+        <w:tabs>
+          <w:tab w:val="num" w:pos="5760"/>
+        </w:tabs>
+        <w:ind w:left="5760" w:hanging="360"/>
+      </w:pPr>
+      <w:rPr>
+        <w:rFonts w:ascii="Wingdings" w:hAnsi="Wingdings" w:hint="default"/>
+        <w:sz w:val="20"/>
+      </w:rPr>
+    </w:lvl>
+    <w:lvl w:ilvl="8" w:tentative="1">
+      <w:start w:val="1"/>
+      <w:numFmt w:val="bullet"/>
+      <w:lvlText w:val=""/>
+      <w:lvlJc w:val="left"/>
+      <w:pPr>
+        <w:tabs>
+          <w:tab w:val="num" w:pos="6480"/>
+        </w:tabs>
+        <w:ind w:left="6480" w:hanging="360"/>
+      </w:pPr>
+      <w:rPr>
+        <w:rFonts w:ascii="Wingdings" w:hAnsi="Wingdings" w:hint="default"/>
+        <w:sz w:val="20"/>
+      </w:rPr>
+    </w:lvl>
+  </w:abstractNum>
+  <w:abstractNum w:abstractNumId="14" w15:restartNumberingAfterBreak="0">
+    <w:nsid w:val="5D3E5F63"/>
+    <w:multiLevelType w:val="multilevel"/>
+    <w:tmpl w:val="3648DCC8"/>
+    <w:lvl w:ilvl="0">
+      <w:start w:val="1"/>
+      <w:numFmt w:val="bullet"/>
+      <w:lvlText w:val=""/>
+      <w:lvlJc w:val="left"/>
+      <w:pPr>
+        <w:tabs>
+          <w:tab w:val="num" w:pos="720"/>
+        </w:tabs>
+        <w:ind w:left="720" w:hanging="360"/>
+      </w:pPr>
+      <w:rPr>
+        <w:rFonts w:ascii="Wingdings" w:hAnsi="Wingdings" w:hint="default"/>
+      </w:rPr>
+    </w:lvl>
+    <w:lvl w:ilvl="1" w:tentative="1">
+      <w:start w:val="1"/>
+      <w:numFmt w:val="decimal"/>
+      <w:lvlText w:val="%2."/>
+      <w:lvlJc w:val="left"/>
+      <w:pPr>
+        <w:tabs>
+          <w:tab w:val="num" w:pos="1440"/>
+        </w:tabs>
+        <w:ind w:left="1440" w:hanging="360"/>
+      </w:pPr>
+    </w:lvl>
+    <w:lvl w:ilvl="2" w:tentative="1">
+      <w:start w:val="1"/>
+      <w:numFmt w:val="decimal"/>
+      <w:lvlText w:val="%3."/>
+      <w:lvlJc w:val="left"/>
+      <w:pPr>
+        <w:tabs>
+          <w:tab w:val="num" w:pos="2160"/>
+        </w:tabs>
+        <w:ind w:left="2160" w:hanging="360"/>
+      </w:pPr>
+    </w:lvl>
+    <w:lvl w:ilvl="3" w:tentative="1">
+      <w:start w:val="1"/>
+      <w:numFmt w:val="decimal"/>
+      <w:lvlText w:val="%4."/>
+      <w:lvlJc w:val="left"/>
+      <w:pPr>
+        <w:tabs>
+          <w:tab w:val="num" w:pos="2880"/>
+        </w:tabs>
+        <w:ind w:left="2880" w:hanging="360"/>
+      </w:pPr>
+    </w:lvl>
+    <w:lvl w:ilvl="4" w:tentative="1">
+      <w:start w:val="1"/>
+      <w:numFmt w:val="decimal"/>
+      <w:lvlText w:val="%5."/>
+      <w:lvlJc w:val="left"/>
+      <w:pPr>
+        <w:tabs>
+          <w:tab w:val="num" w:pos="3600"/>
+        </w:tabs>
+        <w:ind w:left="3600" w:hanging="360"/>
+      </w:pPr>
+    </w:lvl>
+    <w:lvl w:ilvl="5" w:tentative="1">
+      <w:start w:val="1"/>
+      <w:numFmt w:val="decimal"/>
+      <w:lvlText w:val="%6."/>
+      <w:lvlJc w:val="left"/>
+      <w:pPr>
+        <w:tabs>
+          <w:tab w:val="num" w:pos="4320"/>
+        </w:tabs>
+        <w:ind w:left="4320" w:hanging="360"/>
+      </w:pPr>
+    </w:lvl>
+    <w:lvl w:ilvl="6" w:tentative="1">
+      <w:start w:val="1"/>
+      <w:numFmt w:val="decimal"/>
+      <w:lvlText w:val="%7."/>
+      <w:lvlJc w:val="left"/>
+      <w:pPr>
+        <w:tabs>
+          <w:tab w:val="num" w:pos="5040"/>
+        </w:tabs>
+        <w:ind w:left="5040" w:hanging="360"/>
+      </w:pPr>
+    </w:lvl>
+    <w:lvl w:ilvl="7" w:tentative="1">
+      <w:start w:val="1"/>
+      <w:numFmt w:val="decimal"/>
+      <w:lvlText w:val="%8."/>
+      <w:lvlJc w:val="left"/>
+      <w:pPr>
+        <w:tabs>
+          <w:tab w:val="num" w:pos="5760"/>
+        </w:tabs>
+        <w:ind w:left="5760" w:hanging="360"/>
+      </w:pPr>
+    </w:lvl>
+    <w:lvl w:ilvl="8" w:tentative="1">
+      <w:start w:val="1"/>
+      <w:numFmt w:val="decimal"/>
+      <w:lvlText w:val="%9."/>
+      <w:lvlJc w:val="left"/>
+      <w:pPr>
+        <w:tabs>
+          <w:tab w:val="num" w:pos="6480"/>
+        </w:tabs>
+        <w:ind w:left="6480" w:hanging="360"/>
+      </w:pPr>
+    </w:lvl>
+  </w:abstractNum>
+  <w:abstractNum w:abstractNumId="15" w15:restartNumberingAfterBreak="0">
+    <w:nsid w:val="63F27541"/>
+    <w:multiLevelType w:val="multilevel"/>
+    <w:tmpl w:val="440860EA"/>
+    <w:lvl w:ilvl="0">
+      <w:start w:val="1"/>
+      <w:numFmt w:val="bullet"/>
+      <w:lvlText w:val=""/>
+      <w:lvlJc w:val="left"/>
+      <w:pPr>
+        <w:tabs>
+          <w:tab w:val="num" w:pos="720"/>
+        </w:tabs>
+        <w:ind w:left="720" w:hanging="360"/>
+      </w:pPr>
+      <w:rPr>
+        <w:rFonts w:ascii="Symbol" w:hAnsi="Symbol" w:hint="default"/>
+        <w:sz w:val="20"/>
+      </w:rPr>
+    </w:lvl>
+    <w:lvl w:ilvl="1" w:tentative="1">
+      <w:start w:val="1"/>
+      <w:numFmt w:val="bullet"/>
+      <w:lvlText w:val="o"/>
+      <w:lvlJc w:val="left"/>
+      <w:pPr>
+        <w:tabs>
+          <w:tab w:val="num" w:pos="1440"/>
+        </w:tabs>
+        <w:ind w:left="1440" w:hanging="360"/>
+      </w:pPr>
+      <w:rPr>
+        <w:rFonts w:ascii="Courier New" w:hAnsi="Courier New" w:hint="default"/>
+        <w:sz w:val="20"/>
+      </w:rPr>
+    </w:lvl>
+    <w:lvl w:ilvl="2" w:tentative="1">
+      <w:start w:val="1"/>
+      <w:numFmt w:val="bullet"/>
+      <w:lvlText w:val=""/>
+      <w:lvlJc w:val="left"/>
+      <w:pPr>
+        <w:tabs>
+          <w:tab w:val="num" w:pos="2160"/>
+        </w:tabs>
+        <w:ind w:left="2160" w:hanging="360"/>
+      </w:pPr>
+      <w:rPr>
+        <w:rFonts w:ascii="Wingdings" w:hAnsi="Wingdings" w:hint="default"/>
+        <w:sz w:val="20"/>
+      </w:rPr>
+    </w:lvl>
+    <w:lvl w:ilvl="3" w:tentative="1">
+      <w:start w:val="1"/>
+      <w:numFmt w:val="bullet"/>
+      <w:lvlText w:val=""/>
+      <w:lvlJc w:val="left"/>
+      <w:pPr>
+        <w:tabs>
+          <w:tab w:val="num" w:pos="2880"/>
+        </w:tabs>
+        <w:ind w:left="2880" w:hanging="360"/>
+      </w:pPr>
+      <w:rPr>
+        <w:rFonts w:ascii="Wingdings" w:hAnsi="Wingdings" w:hint="default"/>
+        <w:sz w:val="20"/>
+      </w:rPr>
+    </w:lvl>
+    <w:lvl w:ilvl="4" w:tentative="1">
+      <w:start w:val="1"/>
+      <w:numFmt w:val="bullet"/>
+      <w:lvlText w:val=""/>
+      <w:lvlJc w:val="left"/>
+      <w:pPr>
+        <w:tabs>
+          <w:tab w:val="num" w:pos="3600"/>
+        </w:tabs>
+        <w:ind w:left="3600" w:hanging="360"/>
+      </w:pPr>
+      <w:rPr>
+        <w:rFonts w:ascii="Wingdings" w:hAnsi="Wingdings" w:hint="default"/>
+        <w:sz w:val="20"/>
+      </w:rPr>
+    </w:lvl>
+    <w:lvl w:ilvl="5" w:tentative="1">
+      <w:start w:val="1"/>
+      <w:numFmt w:val="bullet"/>
+      <w:lvlText w:val=""/>
+      <w:lvlJc w:val="left"/>
+      <w:pPr>
+        <w:tabs>
+          <w:tab w:val="num" w:pos="4320"/>
+        </w:tabs>
+        <w:ind w:left="4320" w:hanging="360"/>
+      </w:pPr>
+      <w:rPr>
+        <w:rFonts w:ascii="Wingdings" w:hAnsi="Wingdings" w:hint="default"/>
+        <w:sz w:val="20"/>
+      </w:rPr>
+    </w:lvl>
+    <w:lvl w:ilvl="6" w:tentative="1">
+      <w:start w:val="1"/>
+      <w:numFmt w:val="bullet"/>
+      <w:lvlText w:val=""/>
+      <w:lvlJc w:val="left"/>
+      <w:pPr>
+        <w:tabs>
+          <w:tab w:val="num" w:pos="5040"/>
+        </w:tabs>
+        <w:ind w:left="5040" w:hanging="360"/>
+      </w:pPr>
+      <w:rPr>
+        <w:rFonts w:ascii="Wingdings" w:hAnsi="Wingdings" w:hint="default"/>
+        <w:sz w:val="20"/>
+      </w:rPr>
+    </w:lvl>
+    <w:lvl w:ilvl="7" w:tentative="1">
+      <w:start w:val="1"/>
+      <w:numFmt w:val="bullet"/>
+      <w:lvlText w:val=""/>
+      <w:lvlJc w:val="left"/>
+      <w:pPr>
+        <w:tabs>
+          <w:tab w:val="num" w:pos="5760"/>
+        </w:tabs>
+        <w:ind w:left="5760" w:hanging="360"/>
+      </w:pPr>
+      <w:rPr>
+        <w:rFonts w:ascii="Wingdings" w:hAnsi="Wingdings" w:hint="default"/>
+        <w:sz w:val="20"/>
+      </w:rPr>
+    </w:lvl>
+    <w:lvl w:ilvl="8" w:tentative="1">
+      <w:start w:val="1"/>
+      <w:numFmt w:val="bullet"/>
+      <w:lvlText w:val=""/>
+      <w:lvlJc w:val="left"/>
+      <w:pPr>
+        <w:tabs>
+          <w:tab w:val="num" w:pos="6480"/>
+        </w:tabs>
+        <w:ind w:left="6480" w:hanging="360"/>
+      </w:pPr>
+      <w:rPr>
+        <w:rFonts w:ascii="Wingdings" w:hAnsi="Wingdings" w:hint="default"/>
+        <w:sz w:val="20"/>
+      </w:rPr>
+    </w:lvl>
+  </w:abstractNum>
+  <w:abstractNum w:abstractNumId="16" w15:restartNumberingAfterBreak="0">
+    <w:nsid w:val="774D0994"/>
+    <w:multiLevelType w:val="multilevel"/>
+    <w:tmpl w:val="440860EA"/>
+    <w:lvl w:ilvl="0">
+      <w:start w:val="1"/>
+      <w:numFmt w:val="bullet"/>
+      <w:lvlText w:val=""/>
+      <w:lvlJc w:val="left"/>
+      <w:pPr>
+        <w:tabs>
+          <w:tab w:val="num" w:pos="720"/>
+        </w:tabs>
+        <w:ind w:left="720" w:hanging="360"/>
+      </w:pPr>
+      <w:rPr>
+        <w:rFonts w:ascii="Symbol" w:hAnsi="Symbol" w:hint="default"/>
+        <w:sz w:val="20"/>
+      </w:rPr>
+    </w:lvl>
+    <w:lvl w:ilvl="1" w:tentative="1">
+      <w:start w:val="1"/>
+      <w:numFmt w:val="bullet"/>
+      <w:lvlText w:val="o"/>
+      <w:lvlJc w:val="left"/>
+      <w:pPr>
+        <w:tabs>
+          <w:tab w:val="num" w:pos="1440"/>
+        </w:tabs>
+        <w:ind w:left="1440" w:hanging="360"/>
+      </w:pPr>
+      <w:rPr>
+        <w:rFonts w:ascii="Courier New" w:hAnsi="Courier New" w:hint="default"/>
+        <w:sz w:val="20"/>
+      </w:rPr>
+    </w:lvl>
+    <w:lvl w:ilvl="2" w:tentative="1">
+      <w:start w:val="1"/>
+      <w:numFmt w:val="bullet"/>
+      <w:lvlText w:val=""/>
+      <w:lvlJc w:val="left"/>
+      <w:pPr>
+        <w:tabs>
+          <w:tab w:val="num" w:pos="2160"/>
+        </w:tabs>
+        <w:ind w:left="2160" w:hanging="360"/>
+      </w:pPr>
+      <w:rPr>
+        <w:rFonts w:ascii="Wingdings" w:hAnsi="Wingdings" w:hint="default"/>
+        <w:sz w:val="20"/>
+      </w:rPr>
+    </w:lvl>
+    <w:lvl w:ilvl="3" w:tentative="1">
+      <w:start w:val="1"/>
+      <w:numFmt w:val="bullet"/>
+      <w:lvlText w:val=""/>
+      <w:lvlJc w:val="left"/>
+      <w:pPr>
+        <w:tabs>
+          <w:tab w:val="num" w:pos="2880"/>
+        </w:tabs>
+        <w:ind w:left="2880" w:hanging="360"/>
+      </w:pPr>
+      <w:rPr>
+        <w:rFonts w:ascii="Wingdings" w:hAnsi="Wingdings" w:hint="default"/>
+        <w:sz w:val="20"/>
+      </w:rPr>
+    </w:lvl>
+    <w:lvl w:ilvl="4" w:tentative="1">
+      <w:start w:val="1"/>
+      <w:numFmt w:val="bullet"/>
+      <w:lvlText w:val=""/>
+      <w:lvlJc w:val="left"/>
+      <w:pPr>
+        <w:tabs>
+          <w:tab w:val="num" w:pos="3600"/>
+        </w:tabs>
+        <w:ind w:left="3600" w:hanging="360"/>
+      </w:pPr>
+      <w:rPr>
+        <w:rFonts w:ascii="Wingdings" w:hAnsi="Wingdings" w:hint="default"/>
+        <w:sz w:val="20"/>
+      </w:rPr>
+    </w:lvl>
+    <w:lvl w:ilvl="5" w:tentative="1">
+      <w:start w:val="1"/>
+      <w:numFmt w:val="bullet"/>
+      <w:lvlText w:val=""/>
+      <w:lvlJc w:val="left"/>
+      <w:pPr>
+        <w:tabs>
+          <w:tab w:val="num" w:pos="4320"/>
+        </w:tabs>
+        <w:ind w:left="4320" w:hanging="360"/>
+      </w:pPr>
+      <w:rPr>
+        <w:rFonts w:ascii="Wingdings" w:hAnsi="Wingdings" w:hint="default"/>
+        <w:sz w:val="20"/>
+      </w:rPr>
+    </w:lvl>
+    <w:lvl w:ilvl="6" w:tentative="1">
+      <w:start w:val="1"/>
+      <w:numFmt w:val="bullet"/>
+      <w:lvlText w:val=""/>
+      <w:lvlJc w:val="left"/>
+      <w:pPr>
+        <w:tabs>
+          <w:tab w:val="num" w:pos="5040"/>
+        </w:tabs>
+        <w:ind w:left="5040" w:hanging="360"/>
+      </w:pPr>
+      <w:rPr>
+        <w:rFonts w:ascii="Wingdings" w:hAnsi="Wingdings" w:hint="default"/>
+        <w:sz w:val="20"/>
+      </w:rPr>
+    </w:lvl>
+    <w:lvl w:ilvl="7" w:tentative="1">
+      <w:start w:val="1"/>
+      <w:numFmt w:val="bullet"/>
+      <w:lvlText w:val=""/>
+      <w:lvlJc w:val="left"/>
+      <w:pPr>
+        <w:tabs>
+          <w:tab w:val="num" w:pos="5760"/>
+        </w:tabs>
+        <w:ind w:left="5760" w:hanging="360"/>
+      </w:pPr>
+      <w:rPr>
+        <w:rFonts w:ascii="Wingdings" w:hAnsi="Wingdings" w:hint="default"/>
+        <w:sz w:val="20"/>
+      </w:rPr>
+    </w:lvl>
+    <w:lvl w:ilvl="8" w:tentative="1">
+      <w:start w:val="1"/>
+      <w:numFmt w:val="bullet"/>
+      <w:lvlText w:val=""/>
+      <w:lvlJc w:val="left"/>
+      <w:pPr>
+        <w:tabs>
+          <w:tab w:val="num" w:pos="6480"/>
+        </w:tabs>
+        <w:ind w:left="6480" w:hanging="360"/>
+      </w:pPr>
+      <w:rPr>
+        <w:rFonts w:ascii="Wingdings" w:hAnsi="Wingdings" w:hint="default"/>
+        <w:sz w:val="20"/>
+      </w:rPr>
+    </w:lvl>
+  </w:abstractNum>
+  <w:abstractNum w:abstractNumId="17" w15:restartNumberingAfterBreak="0">
+    <w:nsid w:val="7B0259ED"/>
+    <w:multiLevelType w:val="multilevel"/>
+    <w:tmpl w:val="CE38DDE6"/>
+    <w:lvl w:ilvl="0">
+      <w:start w:val="1"/>
+      <w:numFmt w:val="decimal"/>
+      <w:lvlText w:val="%1."/>
+      <w:lvlJc w:val="left"/>
+      <w:pPr>
+        <w:tabs>
+          <w:tab w:val="num" w:pos="720"/>
+        </w:tabs>
+        <w:ind w:left="720" w:hanging="360"/>
+      </w:pPr>
+    </w:lvl>
+    <w:lvl w:ilvl="1" w:tentative="1">
+      <w:start w:val="1"/>
+      <w:numFmt w:val="decimal"/>
+      <w:lvlText w:val="%2."/>
+      <w:lvlJc w:val="left"/>
+      <w:pPr>
+        <w:tabs>
+          <w:tab w:val="num" w:pos="1440"/>
+        </w:tabs>
+        <w:ind w:left="1440" w:hanging="360"/>
+      </w:pPr>
+    </w:lvl>
+    <w:lvl w:ilvl="2" w:tentative="1">
+      <w:start w:val="1"/>
+      <w:numFmt w:val="decimal"/>
+      <w:lvlText w:val="%3."/>
+      <w:lvlJc w:val="left"/>
+      <w:pPr>
+        <w:tabs>
+          <w:tab w:val="num" w:pos="2160"/>
+        </w:tabs>
+        <w:ind w:left="2160" w:hanging="360"/>
+      </w:pPr>
+    </w:lvl>
+    <w:lvl w:ilvl="3" w:tentative="1">
+      <w:start w:val="1"/>
+      <w:numFmt w:val="decimal"/>
+      <w:lvlText w:val="%4."/>
+      <w:lvlJc w:val="left"/>
+      <w:pPr>
+        <w:tabs>
+          <w:tab w:val="num" w:pos="2880"/>
+        </w:tabs>
+        <w:ind w:left="2880" w:hanging="360"/>
+      </w:pPr>
+    </w:lvl>
+    <w:lvl w:ilvl="4" w:tentative="1">
+      <w:start w:val="1"/>
+      <w:numFmt w:val="decimal"/>
+      <w:lvlText w:val="%5."/>
+      <w:lvlJc w:val="left"/>
+      <w:pPr>
+        <w:tabs>
+          <w:tab w:val="num" w:pos="3600"/>
+        </w:tabs>
+        <w:ind w:left="3600" w:hanging="360"/>
+      </w:pPr>
+    </w:lvl>
+    <w:lvl w:ilvl="5" w:tentative="1">
+      <w:start w:val="1"/>
+      <w:numFmt w:val="decimal"/>
+      <w:lvlText w:val="%6."/>
+      <w:lvlJc w:val="left"/>
+      <w:pPr>
+        <w:tabs>
+          <w:tab w:val="num" w:pos="4320"/>
+        </w:tabs>
+        <w:ind w:left="4320" w:hanging="360"/>
+      </w:pPr>
+    </w:lvl>
+    <w:lvl w:ilvl="6" w:tentative="1">
+      <w:start w:val="1"/>
+      <w:numFmt w:val="decimal"/>
+      <w:lvlText w:val="%7."/>
+      <w:lvlJc w:val="left"/>
+      <w:pPr>
+        <w:tabs>
+          <w:tab w:val="num" w:pos="5040"/>
+        </w:tabs>
+        <w:ind w:left="5040" w:hanging="360"/>
+      </w:pPr>
+    </w:lvl>
+    <w:lvl w:ilvl="7" w:tentative="1">
+      <w:start w:val="1"/>
+      <w:numFmt w:val="decimal"/>
+      <w:lvlText w:val="%8."/>
+      <w:lvlJc w:val="left"/>
+      <w:pPr>
+        <w:tabs>
+          <w:tab w:val="num" w:pos="5760"/>
+        </w:tabs>
+        <w:ind w:left="5760" w:hanging="360"/>
+      </w:pPr>
+    </w:lvl>
+    <w:lvl w:ilvl="8" w:tentative="1">
+      <w:start w:val="1"/>
+      <w:numFmt w:val="decimal"/>
+      <w:lvlText w:val="%9."/>
+      <w:lvlJc w:val="left"/>
+      <w:pPr>
+        <w:tabs>
+          <w:tab w:val="num" w:pos="6480"/>
+        </w:tabs>
+        <w:ind w:left="6480" w:hanging="360"/>
+      </w:pPr>
+    </w:lvl>
+  </w:abstractNum>
+  <w:num w:numId="1">
+    <w:abstractNumId w:val="11"/>
+  </w:num>
+  <w:num w:numId="2">
+    <w:abstractNumId w:val="1"/>
+  </w:num>
+  <w:num w:numId="3">
+    <w:abstractNumId w:val="3"/>
+  </w:num>
+  <w:num w:numId="4">
+    <w:abstractNumId w:val="6"/>
+  </w:num>
+  <w:num w:numId="5">
+    <w:abstractNumId w:val="12"/>
+  </w:num>
+  <w:num w:numId="6">
+    <w:abstractNumId w:val="9"/>
+  </w:num>
+  <w:num w:numId="7">
+    <w:abstractNumId w:val="8"/>
+  </w:num>
+  <w:num w:numId="8">
+    <w:abstractNumId w:val="15"/>
+  </w:num>
+  <w:num w:numId="9">
+    <w:abstractNumId w:val="7"/>
+  </w:num>
+  <w:num w:numId="10">
+    <w:abstractNumId w:val="10"/>
+  </w:num>
+  <w:num w:numId="11">
+    <w:abstractNumId w:val="4"/>
+  </w:num>
+  <w:num w:numId="12">
+    <w:abstractNumId w:val="16"/>
+  </w:num>
+  <w:num w:numId="13">
+    <w:abstractNumId w:val="2"/>
+  </w:num>
+  <w:num w:numId="14">
+    <w:abstractNumId w:val="5"/>
+  </w:num>
+  <w:num w:numId="15">
+    <w:abstractNumId w:val="0"/>
+  </w:num>
+  <w:num w:numId="16">
+    <w:abstractNumId w:val="13"/>
+  </w:num>
+  <w:num w:numId="17">
+    <w:abstractNumId w:val="17"/>
+  </w:num>
+  <w:num w:numId="18">
+    <w:abstractNumId w:val="14"/>
+  </w:num>
+</w:numbering>
 </file>
 
 <file path=word/styles.xml><?xml version="1.0" encoding="utf-8"?>
@@ -1090,6 +5394,63 @@
       <w:szCs w:val="24"/>
     </w:rPr>
   </w:style>
+  <w:style w:type="paragraph" w:styleId="Antrat1">
+    <w:name w:val="heading 1"/>
+    <w:basedOn w:val="prastasis"/>
+    <w:next w:val="prastasis"/>
+    <w:link w:val="Antrat1Diagrama"/>
+    <w:uiPriority w:val="9"/>
+    <w:qFormat/>
+    <w:rsid w:val="00B8378A"/>
+    <w:pPr>
+      <w:keepNext/>
+      <w:keepLines/>
+      <w:spacing w:before="240"/>
+      <w:outlineLvl w:val="0"/>
+    </w:pPr>
+    <w:rPr>
+      <w:rFonts w:asciiTheme="majorHAnsi" w:eastAsiaTheme="majorEastAsia" w:hAnsiTheme="majorHAnsi" w:cstheme="majorBidi"/>
+      <w:color w:val="2E74B5" w:themeColor="accent1" w:themeShade="BF"/>
+      <w:sz w:val="32"/>
+      <w:szCs w:val="32"/>
+    </w:rPr>
+  </w:style>
+  <w:style w:type="paragraph" w:styleId="Antrat2">
+    <w:name w:val="heading 2"/>
+    <w:basedOn w:val="prastasis"/>
+    <w:link w:val="Antrat2Diagrama"/>
+    <w:uiPriority w:val="9"/>
+    <w:qFormat/>
+    <w:rsid w:val="008C4A83"/>
+    <w:pPr>
+      <w:spacing w:before="100" w:beforeAutospacing="1" w:after="100" w:afterAutospacing="1"/>
+      <w:outlineLvl w:val="1"/>
+    </w:pPr>
+    <w:rPr>
+      <w:b/>
+      <w:bCs/>
+      <w:sz w:val="36"/>
+      <w:szCs w:val="36"/>
+    </w:rPr>
+  </w:style>
+  <w:style w:type="paragraph" w:styleId="Antrat3">
+    <w:name w:val="heading 3"/>
+    <w:basedOn w:val="prastasis"/>
+    <w:link w:val="Antrat3Diagrama"/>
+    <w:uiPriority w:val="9"/>
+    <w:qFormat/>
+    <w:rsid w:val="008C4A83"/>
+    <w:pPr>
+      <w:spacing w:before="100" w:beforeAutospacing="1" w:after="100" w:afterAutospacing="1"/>
+      <w:outlineLvl w:val="2"/>
+    </w:pPr>
+    <w:rPr>
+      <w:b/>
+      <w:bCs/>
+      <w:sz w:val="27"/>
+      <w:szCs w:val="27"/>
+    </w:rPr>
+  </w:style>
   <w:style w:type="character" w:default="1" w:styleId="Numatytasispastraiposriftas">
     <w:name w:val="Default Paragraph Font"/>
     <w:uiPriority w:val="1"/>
@@ -1142,6 +5503,135 @@
       <w:bCs/>
       <w:lang w:val="lt-LT"/>
     </w:rPr>
+  </w:style>
+  <w:style w:type="character" w:styleId="Grietas">
+    <w:name w:val="Strong"/>
+    <w:basedOn w:val="Numatytasispastraiposriftas"/>
+    <w:uiPriority w:val="22"/>
+    <w:qFormat/>
+    <w:rsid w:val="008C4A83"/>
+    <w:rPr>
+      <w:b/>
+      <w:bCs/>
+    </w:rPr>
+  </w:style>
+  <w:style w:type="character" w:styleId="Emfaz">
+    <w:name w:val="Emphasis"/>
+    <w:basedOn w:val="Numatytasispastraiposriftas"/>
+    <w:uiPriority w:val="20"/>
+    <w:qFormat/>
+    <w:rsid w:val="008C4A83"/>
+    <w:rPr>
+      <w:i/>
+      <w:iCs/>
+    </w:rPr>
+  </w:style>
+  <w:style w:type="paragraph" w:styleId="prastasiniatinklio">
+    <w:name w:val="Normal (Web)"/>
+    <w:basedOn w:val="prastasis"/>
+    <w:uiPriority w:val="99"/>
+    <w:unhideWhenUsed/>
+    <w:rsid w:val="008C4A83"/>
+    <w:pPr>
+      <w:spacing w:before="100" w:beforeAutospacing="1" w:after="100" w:afterAutospacing="1"/>
+    </w:pPr>
+  </w:style>
+  <w:style w:type="character" w:customStyle="1" w:styleId="Antrat2Diagrama">
+    <w:name w:val="Antraštė 2 Diagrama"/>
+    <w:basedOn w:val="Numatytasispastraiposriftas"/>
+    <w:link w:val="Antrat2"/>
+    <w:uiPriority w:val="9"/>
+    <w:rsid w:val="008C4A83"/>
+    <w:rPr>
+      <w:rFonts w:ascii="Times New Roman" w:eastAsia="Times New Roman" w:hAnsi="Times New Roman" w:cs="Times New Roman"/>
+      <w:b/>
+      <w:bCs/>
+      <w:sz w:val="36"/>
+      <w:szCs w:val="36"/>
+    </w:rPr>
+  </w:style>
+  <w:style w:type="character" w:customStyle="1" w:styleId="Antrat3Diagrama">
+    <w:name w:val="Antraštė 3 Diagrama"/>
+    <w:basedOn w:val="Numatytasispastraiposriftas"/>
+    <w:link w:val="Antrat3"/>
+    <w:uiPriority w:val="9"/>
+    <w:rsid w:val="008C4A83"/>
+    <w:rPr>
+      <w:rFonts w:ascii="Times New Roman" w:eastAsia="Times New Roman" w:hAnsi="Times New Roman" w:cs="Times New Roman"/>
+      <w:b/>
+      <w:bCs/>
+      <w:sz w:val="27"/>
+      <w:szCs w:val="27"/>
+    </w:rPr>
+  </w:style>
+  <w:style w:type="character" w:customStyle="1" w:styleId="whitespace-normal">
+    <w:name w:val="whitespace-normal"/>
+    <w:basedOn w:val="Numatytasispastraiposriftas"/>
+    <w:rsid w:val="008C4A83"/>
+  </w:style>
+  <w:style w:type="paragraph" w:styleId="Sraopastraipa">
+    <w:name w:val="List Paragraph"/>
+    <w:basedOn w:val="prastasis"/>
+    <w:uiPriority w:val="34"/>
+    <w:qFormat/>
+    <w:rsid w:val="008C4A83"/>
+    <w:pPr>
+      <w:ind w:left="720"/>
+      <w:contextualSpacing/>
+    </w:pPr>
+  </w:style>
+  <w:style w:type="character" w:customStyle="1" w:styleId="Antrat1Diagrama">
+    <w:name w:val="Antraštė 1 Diagrama"/>
+    <w:basedOn w:val="Numatytasispastraiposriftas"/>
+    <w:link w:val="Antrat1"/>
+    <w:uiPriority w:val="9"/>
+    <w:rsid w:val="00B8378A"/>
+    <w:rPr>
+      <w:rFonts w:asciiTheme="majorHAnsi" w:eastAsiaTheme="majorEastAsia" w:hAnsiTheme="majorHAnsi" w:cstheme="majorBidi"/>
+      <w:color w:val="2E74B5" w:themeColor="accent1" w:themeShade="BF"/>
+      <w:sz w:val="32"/>
+      <w:szCs w:val="32"/>
+    </w:rPr>
+  </w:style>
+  <w:style w:type="character" w:customStyle="1" w:styleId="katex-mathml">
+    <w:name w:val="katex-mathml"/>
+    <w:basedOn w:val="Numatytasispastraiposriftas"/>
+    <w:rsid w:val="00D5197F"/>
+  </w:style>
+  <w:style w:type="character" w:customStyle="1" w:styleId="mord">
+    <w:name w:val="mord"/>
+    <w:basedOn w:val="Numatytasispastraiposriftas"/>
+    <w:rsid w:val="00D5197F"/>
+  </w:style>
+  <w:style w:type="character" w:customStyle="1" w:styleId="vlist-s">
+    <w:name w:val="vlist-s"/>
+    <w:basedOn w:val="Numatytasispastraiposriftas"/>
+    <w:rsid w:val="00D5197F"/>
+  </w:style>
+  <w:style w:type="character" w:customStyle="1" w:styleId="mopen">
+    <w:name w:val="mopen"/>
+    <w:basedOn w:val="Numatytasispastraiposriftas"/>
+    <w:rsid w:val="00D5197F"/>
+  </w:style>
+  <w:style w:type="character" w:customStyle="1" w:styleId="mrel">
+    <w:name w:val="mrel"/>
+    <w:basedOn w:val="Numatytasispastraiposriftas"/>
+    <w:rsid w:val="00D5197F"/>
+  </w:style>
+  <w:style w:type="character" w:customStyle="1" w:styleId="mclose">
+    <w:name w:val="mclose"/>
+    <w:basedOn w:val="Numatytasispastraiposriftas"/>
+    <w:rsid w:val="00D5197F"/>
+  </w:style>
+  <w:style w:type="character" w:customStyle="1" w:styleId="g">
+    <w:name w:val="ͼg"/>
+    <w:basedOn w:val="Numatytasispastraiposriftas"/>
+    <w:rsid w:val="00D5197F"/>
+  </w:style>
+  <w:style w:type="character" w:customStyle="1" w:styleId="m">
+    <w:name w:val="ͼm"/>
+    <w:basedOn w:val="Numatytasispastraiposriftas"/>
+    <w:rsid w:val="00D5197F"/>
   </w:style>
 </w:styles>
 </file>
